--- a/report/AI_SOC_Report_Final.docx
+++ b/report/AI_SOC_Report_Final.docx
@@ -329,15 +329,26 @@
           <w:sz w:val="24"/>
           <w:szCs w:val="24"/>
         </w:rPr>
-        <w:t>Modern SOC environments are plagued by extremely high volumes of security alerts, the majority of which turn out to be false positives or low-priority noise. Analysts face chronic alert fatigue, slow triage times, and resource bottlenecks. This project addresses that problem directly by applying a supervised machine learning model — specifically a Random Forest classifier — to automatically classify incoming alerts by severity (Critical, High, Medium, Low) and immediately recommend context-appropriate remed</w:t>
-      </w:r>
-      <w:r>
+        <w:t>Modern SOC environments are plagued by extremely high volumes of security alerts, the majority of which turn out to be false positives or low-priority noise. Analysts face chronic alert fatigue, slow triage times, and resource bottlenecks. This project addresses that problem directly by applying a supervised machine learning model — specifically a Random Forest classifier — to automatically classify incoming alerts by severity (Critical, High, Medium, Low) and immediately recommend context-appropriate remediation actions.</w:t>
+      </w:r>
+    </w:p>
+    <w:p>
+      <w:pPr>
+        <w:spacing w:after="160" w:line="276" w:lineRule="auto"/>
+        <w:jc w:val="both"/>
         <w:rPr>
           <w:rFonts w:ascii="Times New Roman" w:hAnsi="Times New Roman" w:cs="Times New Roman"/>
           <w:sz w:val="24"/>
           <w:szCs w:val="24"/>
         </w:rPr>
-        <w:t>iation actions.</w:t>
+      </w:pPr>
+      <w:r>
+        <w:rPr>
+          <w:rFonts w:ascii="Times New Roman" w:hAnsi="Times New Roman" w:cs="Times New Roman"/>
+          <w:sz w:val="24"/>
+          <w:szCs w:val="24"/>
+        </w:rPr>
+        <w:t>The system was trained and evaluated on a synthetic dataset of 1,000 SOC alerts, achieving a classification accuracy of 97.5%, with a precision of 96.8% and recall of 95.9%. By automatically handling Low and Medium severity alerts, the system reduces analyst manual workload by 42.5% — equivalent to saving over 21 hours per 1,000 alerts processed.</w:t>
       </w:r>
     </w:p>
     <w:p>
@@ -356,44 +367,7 @@
           <w:sz w:val="24"/>
           <w:szCs w:val="24"/>
         </w:rPr>
-        <w:t>The system was trained and evaluated on a synthetic dataset of 1,000 SOC alerts, achieving a classification accuracy of 97.5%, with a precision of 96.8% and recall of 95.9%. By automatically handling Low and Medium severity alerts, the system reduces analyst manual workload by 42.5% — equivalent to saving over 21 hours per 1,000 alerts processed.</w:t>
-      </w:r>
-    </w:p>
-    <w:p>
-      <w:pPr>
-        <w:spacing w:after="160" w:line="276" w:lineRule="auto"/>
-        <w:jc w:val="both"/>
-        <w:rPr>
-          <w:rFonts w:ascii="Times New Roman" w:hAnsi="Times New Roman" w:cs="Times New Roman"/>
-          <w:sz w:val="24"/>
-          <w:szCs w:val="24"/>
-        </w:rPr>
-      </w:pPr>
-      <w:r>
-        <w:rPr>
-          <w:rFonts w:ascii="Times New Roman" w:hAnsi="Times New Roman" w:cs="Times New Roman"/>
-          <w:sz w:val="24"/>
-          <w:szCs w:val="24"/>
-        </w:rPr>
-        <w:t xml:space="preserve">The project includes three fully operational components: (1) a </w:t>
-      </w:r>
-      <w:proofErr w:type="spellStart"/>
-      <w:r>
-        <w:rPr>
-          <w:rFonts w:ascii="Times New Roman" w:hAnsi="Times New Roman" w:cs="Times New Roman"/>
-          <w:sz w:val="24"/>
-          <w:szCs w:val="24"/>
-        </w:rPr>
-        <w:t>Jupyter</w:t>
-      </w:r>
-      <w:proofErr w:type="spellEnd"/>
-      <w:r>
-        <w:rPr>
-          <w:rFonts w:ascii="Times New Roman" w:hAnsi="Times New Roman" w:cs="Times New Roman"/>
-          <w:sz w:val="24"/>
-          <w:szCs w:val="24"/>
-        </w:rPr>
-        <w:t xml:space="preserve"> notebook for model training and evaluation, (2) saved model artefacts for reproducibility, and (3) a command-line inference engine (app.py) that supports demo mode, interactive analyst input, and batch SIEM-style alert processing. This combination demonstrates both the machine learning pipeline and a realistic deployment-ready architecture consistent with modern SOAR systems.</w:t>
+        <w:t>The project includes three fully operational components: (1) a Jupyter notebook for model training and evaluation, (2) saved model artefacts for reproducibility, and (3) a command-line inference engine (app.py) that supports demo mode, interactive analyst input, and batch SIEM-style alert processing. This combination demonstrates both the machine learning pipeline and a realistic deployment-ready architecture consistent with modern SOAR systems.</w:t>
       </w:r>
     </w:p>
     <w:p>
@@ -420,10 +394,11 @@
     <w:sdt>
       <w:sdtPr>
         <w:rPr>
-          <w:rFonts w:ascii="Times New Roman" w:hAnsi="Times New Roman" w:cs="Times New Roman"/>
+          <w:rFonts w:ascii="Times New Roman" w:eastAsia="Arial" w:hAnsi="Times New Roman" w:cs="Times New Roman"/>
           <w:color w:val="auto"/>
           <w:sz w:val="20"/>
           <w:szCs w:val="20"/>
+          <w:lang w:val="en-IN" w:eastAsia="en-IN"/>
         </w:rPr>
         <w:id w:val="1846665083"/>
         <w:docPartObj>
@@ -433,11 +408,9 @@
       </w:sdtPr>
       <w:sdtEndPr>
         <w:rPr>
-          <w:rFonts w:eastAsia="Arial"/>
           <w:b/>
           <w:bCs/>
           <w:noProof/>
-          <w:lang w:val="en-IN" w:eastAsia="en-IN"/>
         </w:rPr>
       </w:sdtEndPr>
       <w:sdtContent>
@@ -3291,21 +3264,7 @@
         <w:rPr>
           <w:rFonts w:ascii="Times New Roman" w:hAnsi="Times New Roman" w:cs="Times New Roman"/>
         </w:rPr>
-        <w:t xml:space="preserve">However, the rapid expansion of digital infrastructure, cloud adoption, and interconnected systems has led to an exponential increase in the volume and complexity of security alerts. Large enterprises can generate hundreds of thousands of alerts daily, many of which are low-priority or false positives. Industry studies indicate that security analysts may spend up to 25% of their time investigating false alarms, while nearly 44% of alerts remain </w:t>
-      </w:r>
-      <w:proofErr w:type="spellStart"/>
-      <w:r>
-        <w:rPr>
-          <w:rFonts w:ascii="Times New Roman" w:hAnsi="Times New Roman" w:cs="Times New Roman"/>
-        </w:rPr>
-        <w:t>uninvestigated</w:t>
-      </w:r>
-      <w:proofErr w:type="spellEnd"/>
-      <w:r>
-        <w:rPr>
-          <w:rFonts w:ascii="Times New Roman" w:hAnsi="Times New Roman" w:cs="Times New Roman"/>
-        </w:rPr>
-        <w:t xml:space="preserve"> due to sheer volume — a phenomenon widely referred to as </w:t>
+        <w:t xml:space="preserve">However, the rapid expansion of digital infrastructure, cloud adoption, and interconnected systems has led to an exponential increase in the volume and complexity of security alerts. Large enterprises can generate hundreds of thousands of alerts daily, many of which are low-priority or false positives. Industry studies indicate that security analysts may spend up to 25% of their time investigating false alarms, while nearly 44% of alerts remain uninvestigated due to sheer volume — a phenomenon widely referred to as </w:t>
       </w:r>
       <w:r>
         <w:rPr>
@@ -3687,12 +3646,6 @@
         <w:gridCol w:w="6160"/>
       </w:tblGrid>
       <w:tr>
-        <w:tblPrEx>
-          <w:tblCellMar>
-            <w:top w:w="0" w:type="dxa"/>
-            <w:bottom w:w="0" w:type="dxa"/>
-          </w:tblCellMar>
-        </w:tblPrEx>
         <w:trPr>
           <w:tblHeader/>
         </w:trPr>
@@ -3806,12 +3759,6 @@
         </w:tc>
       </w:tr>
       <w:tr>
-        <w:tblPrEx>
-          <w:tblCellMar>
-            <w:top w:w="0" w:type="dxa"/>
-            <w:bottom w:w="0" w:type="dxa"/>
-          </w:tblCellMar>
-        </w:tblPrEx>
         <w:tc>
           <w:tcPr>
             <w:tcW w:w="1200" w:type="dxa"/>
@@ -3919,12 +3866,6 @@
         </w:tc>
       </w:tr>
       <w:tr>
-        <w:tblPrEx>
-          <w:tblCellMar>
-            <w:top w:w="0" w:type="dxa"/>
-            <w:bottom w:w="0" w:type="dxa"/>
-          </w:tblCellMar>
-        </w:tblPrEx>
         <w:tc>
           <w:tcPr>
             <w:tcW w:w="1200" w:type="dxa"/>
@@ -4032,12 +3973,6 @@
         </w:tc>
       </w:tr>
       <w:tr>
-        <w:tblPrEx>
-          <w:tblCellMar>
-            <w:top w:w="0" w:type="dxa"/>
-            <w:bottom w:w="0" w:type="dxa"/>
-          </w:tblCellMar>
-        </w:tblPrEx>
         <w:tc>
           <w:tcPr>
             <w:tcW w:w="1200" w:type="dxa"/>
@@ -4145,12 +4080,6 @@
         </w:tc>
       </w:tr>
       <w:tr>
-        <w:tblPrEx>
-          <w:tblCellMar>
-            <w:top w:w="0" w:type="dxa"/>
-            <w:bottom w:w="0" w:type="dxa"/>
-          </w:tblCellMar>
-        </w:tblPrEx>
         <w:tc>
           <w:tcPr>
             <w:tcW w:w="1200" w:type="dxa"/>
@@ -4258,12 +4187,6 @@
         </w:tc>
       </w:tr>
       <w:tr>
-        <w:tblPrEx>
-          <w:tblCellMar>
-            <w:top w:w="0" w:type="dxa"/>
-            <w:bottom w:w="0" w:type="dxa"/>
-          </w:tblCellMar>
-        </w:tblPrEx>
         <w:tc>
           <w:tcPr>
             <w:tcW w:w="1200" w:type="dxa"/>
@@ -4365,25 +4288,7 @@
                 <w:sz w:val="20"/>
                 <w:szCs w:val="20"/>
               </w:rPr>
-              <w:t xml:space="preserve">Critical and High alerts escalate to analysts; Low and Medium are </w:t>
-            </w:r>
-            <w:proofErr w:type="gramStart"/>
-            <w:r>
-              <w:rPr>
-                <w:rFonts w:ascii="Times New Roman" w:hAnsi="Times New Roman" w:cs="Times New Roman"/>
-                <w:sz w:val="20"/>
-                <w:szCs w:val="20"/>
-              </w:rPr>
-              <w:t>auto-handled</w:t>
-            </w:r>
-            <w:proofErr w:type="gramEnd"/>
-            <w:r>
-              <w:rPr>
-                <w:rFonts w:ascii="Times New Roman" w:hAnsi="Times New Roman" w:cs="Times New Roman"/>
-                <w:sz w:val="20"/>
-                <w:szCs w:val="20"/>
-              </w:rPr>
-              <w:t>, reducing overall workload.</w:t>
+              <w:t>Critical and High alerts escalate to analysts; Low and Medium are auto-handled, reducing overall workload.</w:t>
             </w:r>
           </w:p>
         </w:tc>
@@ -4409,32 +4314,13 @@
         <w:rPr>
           <w:rFonts w:ascii="Times New Roman" w:hAnsi="Times New Roman" w:cs="Times New Roman"/>
         </w:rPr>
-        <w:t xml:space="preserve">The CLI inference engine (app.py) acts as the execution layer across all five stages, enabling end-to-end alert handling from raw input to </w:t>
-      </w:r>
-      <w:proofErr w:type="gramStart"/>
-      <w:r>
-        <w:rPr>
-          <w:rFonts w:ascii="Times New Roman" w:hAnsi="Times New Roman" w:cs="Times New Roman"/>
-        </w:rPr>
-        <w:t>formatted</w:t>
-      </w:r>
-      <w:proofErr w:type="gramEnd"/>
-      <w:r>
-        <w:rPr>
-          <w:rFonts w:ascii="Times New Roman" w:hAnsi="Times New Roman" w:cs="Times New Roman"/>
-        </w:rPr>
-        <w:t xml:space="preserve"> remediation output. The architecture is intentionally designed to be modular — each stage is a discrete component that could be extended in future versions (e.g. replacing CSV input with a live Splunk API feed).</w:t>
+        <w:t>The CLI inference engine (app.py) acts as the execution layer across all five stages, enabling end-to-end alert handling from raw input to formatted remediation output. The architecture is intentionally designed to be modular — each stage is a discrete component that could be extended in future versions (e.g. replacing CSV input with a live Splunk API feed).</w:t>
       </w:r>
     </w:p>
     <w:p>
       <w:pPr>
         <w:spacing w:before="80" w:after="200"/>
         <w:jc w:val="center"/>
-        <w:rPr>
-          <w:rFonts w:ascii="Times New Roman" w:hAnsi="Times New Roman" w:cs="Times New Roman"/>
-        </w:rPr>
-      </w:pPr>
-      <w:r>
         <w:rPr>
           <w:rFonts w:ascii="Times New Roman" w:hAnsi="Times New Roman" w:cs="Times New Roman"/>
           <w:i/>
@@ -4442,6 +4328,51 @@
           <w:sz w:val="18"/>
           <w:szCs w:val="18"/>
         </w:rPr>
+      </w:pPr>
+    </w:p>
+    <w:p>
+      <w:pPr>
+        <w:spacing w:before="80" w:after="200"/>
+        <w:jc w:val="center"/>
+        <w:rPr>
+          <w:rFonts w:ascii="Times New Roman" w:hAnsi="Times New Roman" w:cs="Times New Roman"/>
+          <w:i/>
+          <w:iCs/>
+          <w:sz w:val="18"/>
+          <w:szCs w:val="18"/>
+        </w:rPr>
+      </w:pPr>
+    </w:p>
+    <w:p>
+      <w:pPr>
+        <w:spacing w:before="80" w:after="200"/>
+        <w:jc w:val="center"/>
+        <w:rPr>
+          <w:rFonts w:ascii="Times New Roman" w:hAnsi="Times New Roman" w:cs="Times New Roman"/>
+          <w:i/>
+          <w:iCs/>
+          <w:sz w:val="18"/>
+          <w:szCs w:val="18"/>
+        </w:rPr>
+      </w:pPr>
+    </w:p>
+    <w:p>
+      <w:pPr>
+        <w:spacing w:before="80" w:after="200"/>
+        <w:jc w:val="center"/>
+        <w:rPr>
+          <w:rFonts w:ascii="Times New Roman" w:hAnsi="Times New Roman" w:cs="Times New Roman"/>
+        </w:rPr>
+      </w:pPr>
+      <w:r>
+        <w:rPr>
+          <w:rFonts w:ascii="Times New Roman" w:hAnsi="Times New Roman" w:cs="Times New Roman"/>
+          <w:i/>
+          <w:iCs/>
+          <w:sz w:val="18"/>
+          <w:szCs w:val="18"/>
+        </w:rPr>
+        <w:lastRenderedPageBreak/>
         <w:t>Figure 1: High-Level SOC Pipeline Architecture of the EORD Framework</w:t>
       </w:r>
     </w:p>
@@ -4451,13 +4382,66 @@
           <w:rFonts w:ascii="Times New Roman" w:hAnsi="Times New Roman" w:cs="Times New Roman"/>
           <w:b/>
           <w:bCs/>
-        </w:rPr>
-      </w:pPr>
-      <w:r>
-        <w:rPr>
-          <w:rFonts w:ascii="Times New Roman" w:hAnsi="Times New Roman" w:cs="Times New Roman"/>
-        </w:rPr>
-        <w:br w:type="page"/>
+          <w:noProof/>
+        </w:rPr>
+      </w:pPr>
+      <w:r>
+        <w:rPr>
+          <w:rFonts w:ascii="Times New Roman" w:hAnsi="Times New Roman" w:cs="Times New Roman"/>
+          <w:b/>
+          <w:bCs/>
+          <w:noProof/>
+        </w:rPr>
+        <w:drawing>
+          <wp:inline distT="0" distB="0" distL="0" distR="0" wp14:anchorId="59316122" wp14:editId="34625188">
+            <wp:extent cx="4602480" cy="4549140"/>
+            <wp:effectExtent l="0" t="0" r="7620" b="3810"/>
+            <wp:docPr id="1369923144" name="Picture 1"/>
+            <wp:cNvGraphicFramePr>
+              <a:graphicFrameLocks xmlns:a="http://schemas.openxmlformats.org/drawingml/2006/main" noChangeAspect="1"/>
+            </wp:cNvGraphicFramePr>
+            <a:graphic xmlns:a="http://schemas.openxmlformats.org/drawingml/2006/main">
+              <a:graphicData uri="http://schemas.openxmlformats.org/drawingml/2006/picture">
+                <pic:pic xmlns:pic="http://schemas.openxmlformats.org/drawingml/2006/picture">
+                  <pic:nvPicPr>
+                    <pic:cNvPr id="1369923144" name="Picture 1369923144"/>
+                    <pic:cNvPicPr/>
+                  </pic:nvPicPr>
+                  <pic:blipFill rotWithShape="1">
+                    <a:blip r:embed="rId9">
+                      <a:extLst>
+                        <a:ext uri="{28A0092B-C50C-407E-A947-70E740481C1C}">
+                          <a14:useLocalDpi xmlns:a14="http://schemas.microsoft.com/office/drawing/2010/main" val="0"/>
+                        </a:ext>
+                      </a:extLst>
+                    </a:blip>
+                    <a:srcRect l="9028" t="1759" r="7084" b="20463"/>
+                    <a:stretch>
+                      <a:fillRect/>
+                    </a:stretch>
+                  </pic:blipFill>
+                  <pic:spPr bwMode="auto">
+                    <a:xfrm>
+                      <a:off x="0" y="0"/>
+                      <a:ext cx="4602480" cy="4549140"/>
+                    </a:xfrm>
+                    <a:prstGeom prst="rect">
+                      <a:avLst/>
+                    </a:prstGeom>
+                    <a:ln>
+                      <a:noFill/>
+                    </a:ln>
+                    <a:extLst>
+                      <a:ext uri="{53640926-AAD7-44D8-BBD7-CCE9431645EC}">
+                        <a14:shadowObscured xmlns:a14="http://schemas.microsoft.com/office/drawing/2010/main"/>
+                      </a:ext>
+                    </a:extLst>
+                  </pic:spPr>
+                </pic:pic>
+              </a:graphicData>
+            </a:graphic>
+          </wp:inline>
+        </w:drawing>
       </w:r>
     </w:p>
     <w:p>
@@ -4473,7 +4457,6 @@
           <w:rFonts w:ascii="Times New Roman" w:hAnsi="Times New Roman" w:cs="Times New Roman"/>
           <w:color w:val="auto"/>
         </w:rPr>
-        <w:lastRenderedPageBreak/>
         <w:t xml:space="preserve"> </w:t>
       </w:r>
       <w:bookmarkStart w:id="4" w:name="_Toc225353340"/>
@@ -4611,12 +4594,6 @@
         <w:gridCol w:w="4460"/>
       </w:tblGrid>
       <w:tr>
-        <w:tblPrEx>
-          <w:tblCellMar>
-            <w:top w:w="0" w:type="dxa"/>
-            <w:bottom w:w="0" w:type="dxa"/>
-          </w:tblCellMar>
-        </w:tblPrEx>
         <w:trPr>
           <w:tblHeader/>
         </w:trPr>
@@ -4766,12 +4743,6 @@
         </w:tc>
       </w:tr>
       <w:tr>
-        <w:tblPrEx>
-          <w:tblCellMar>
-            <w:top w:w="0" w:type="dxa"/>
-            <w:bottom w:w="0" w:type="dxa"/>
-          </w:tblCellMar>
-        </w:tblPrEx>
         <w:tc>
           <w:tcPr>
             <w:tcW w:w="2200" w:type="dxa"/>
@@ -4797,7 +4768,6 @@
                 <w:rFonts w:ascii="Times New Roman" w:hAnsi="Times New Roman" w:cs="Times New Roman"/>
               </w:rPr>
             </w:pPr>
-            <w:proofErr w:type="spellStart"/>
             <w:r>
               <w:rPr>
                 <w:rFonts w:ascii="Times New Roman" w:hAnsi="Times New Roman" w:cs="Times New Roman"/>
@@ -4806,7 +4776,6 @@
               </w:rPr>
               <w:t>failed_logins</w:t>
             </w:r>
-            <w:proofErr w:type="spellEnd"/>
           </w:p>
         </w:tc>
         <w:tc>
@@ -4916,12 +4885,6 @@
         </w:tc>
       </w:tr>
       <w:tr>
-        <w:tblPrEx>
-          <w:tblCellMar>
-            <w:top w:w="0" w:type="dxa"/>
-            <w:bottom w:w="0" w:type="dxa"/>
-          </w:tblCellMar>
-        </w:tblPrEx>
         <w:tc>
           <w:tcPr>
             <w:tcW w:w="2200" w:type="dxa"/>
@@ -4947,16 +4910,15 @@
                 <w:rFonts w:ascii="Times New Roman" w:hAnsi="Times New Roman" w:cs="Times New Roman"/>
               </w:rPr>
             </w:pPr>
-            <w:proofErr w:type="spellStart"/>
-            <w:r>
-              <w:rPr>
-                <w:rFonts w:ascii="Times New Roman" w:hAnsi="Times New Roman" w:cs="Times New Roman"/>
-                <w:sz w:val="20"/>
-                <w:szCs w:val="20"/>
-              </w:rPr>
+            <w:r>
+              <w:rPr>
+                <w:rFonts w:ascii="Times New Roman" w:hAnsi="Times New Roman" w:cs="Times New Roman"/>
+                <w:sz w:val="20"/>
+                <w:szCs w:val="20"/>
+              </w:rPr>
+              <w:lastRenderedPageBreak/>
               <w:t>external_ip</w:t>
             </w:r>
-            <w:proofErr w:type="spellEnd"/>
           </w:p>
         </w:tc>
         <w:tc>
@@ -5066,12 +5028,6 @@
         </w:tc>
       </w:tr>
       <w:tr>
-        <w:tblPrEx>
-          <w:tblCellMar>
-            <w:top w:w="0" w:type="dxa"/>
-            <w:bottom w:w="0" w:type="dxa"/>
-          </w:tblCellMar>
-        </w:tblPrEx>
         <w:tc>
           <w:tcPr>
             <w:tcW w:w="2200" w:type="dxa"/>
@@ -5097,7 +5053,6 @@
                 <w:rFonts w:ascii="Times New Roman" w:hAnsi="Times New Roman" w:cs="Times New Roman"/>
               </w:rPr>
             </w:pPr>
-            <w:proofErr w:type="spellStart"/>
             <w:r>
               <w:rPr>
                 <w:rFonts w:ascii="Times New Roman" w:hAnsi="Times New Roman" w:cs="Times New Roman"/>
@@ -5106,7 +5061,6 @@
               </w:rPr>
               <w:t>data_transfer_mb</w:t>
             </w:r>
-            <w:proofErr w:type="spellEnd"/>
           </w:p>
         </w:tc>
         <w:tc>
@@ -5216,12 +5170,6 @@
         </w:tc>
       </w:tr>
       <w:tr>
-        <w:tblPrEx>
-          <w:tblCellMar>
-            <w:top w:w="0" w:type="dxa"/>
-            <w:bottom w:w="0" w:type="dxa"/>
-          </w:tblCellMar>
-        </w:tblPrEx>
         <w:tc>
           <w:tcPr>
             <w:tcW w:w="2200" w:type="dxa"/>
@@ -5247,7 +5195,6 @@
                 <w:rFonts w:ascii="Times New Roman" w:hAnsi="Times New Roman" w:cs="Times New Roman"/>
               </w:rPr>
             </w:pPr>
-            <w:proofErr w:type="spellStart"/>
             <w:r>
               <w:rPr>
                 <w:rFonts w:ascii="Times New Roman" w:hAnsi="Times New Roman" w:cs="Times New Roman"/>
@@ -5256,7 +5203,6 @@
               </w:rPr>
               <w:t>malware_flag</w:t>
             </w:r>
-            <w:proofErr w:type="spellEnd"/>
           </w:p>
         </w:tc>
         <w:tc>
@@ -5366,12 +5312,6 @@
         </w:tc>
       </w:tr>
       <w:tr>
-        <w:tblPrEx>
-          <w:tblCellMar>
-            <w:top w:w="0" w:type="dxa"/>
-            <w:bottom w:w="0" w:type="dxa"/>
-          </w:tblCellMar>
-        </w:tblPrEx>
         <w:tc>
           <w:tcPr>
             <w:tcW w:w="2200" w:type="dxa"/>
@@ -5397,7 +5337,6 @@
                 <w:rFonts w:ascii="Times New Roman" w:hAnsi="Times New Roman" w:cs="Times New Roman"/>
               </w:rPr>
             </w:pPr>
-            <w:proofErr w:type="spellStart"/>
             <w:r>
               <w:rPr>
                 <w:rFonts w:ascii="Times New Roman" w:hAnsi="Times New Roman" w:cs="Times New Roman"/>
@@ -5406,7 +5345,6 @@
               </w:rPr>
               <w:t>dns_beaconing</w:t>
             </w:r>
-            <w:proofErr w:type="spellEnd"/>
           </w:p>
         </w:tc>
         <w:tc>
@@ -5578,97 +5516,7 @@
           <w:sz w:val="20"/>
           <w:szCs w:val="20"/>
         </w:rPr>
-        <w:t>score = (</w:t>
-      </w:r>
-      <w:proofErr w:type="spellStart"/>
-      <w:r>
-        <w:rPr>
-          <w:rFonts w:ascii="Times New Roman" w:eastAsia="Courier New" w:hAnsi="Times New Roman" w:cs="Times New Roman"/>
-          <w:sz w:val="20"/>
-          <w:szCs w:val="20"/>
-        </w:rPr>
-        <w:t>failed_logins</w:t>
-      </w:r>
-      <w:proofErr w:type="spellEnd"/>
-      <w:r>
-        <w:rPr>
-          <w:rFonts w:ascii="Times New Roman" w:eastAsia="Courier New" w:hAnsi="Times New Roman" w:cs="Times New Roman"/>
-          <w:sz w:val="20"/>
-          <w:szCs w:val="20"/>
-        </w:rPr>
-        <w:t xml:space="preserve"> × 0.2) + (</w:t>
-      </w:r>
-      <w:proofErr w:type="spellStart"/>
-      <w:r>
-        <w:rPr>
-          <w:rFonts w:ascii="Times New Roman" w:eastAsia="Courier New" w:hAnsi="Times New Roman" w:cs="Times New Roman"/>
-          <w:sz w:val="20"/>
-          <w:szCs w:val="20"/>
-        </w:rPr>
-        <w:t>external_ip</w:t>
-      </w:r>
-      <w:proofErr w:type="spellEnd"/>
-      <w:r>
-        <w:rPr>
-          <w:rFonts w:ascii="Times New Roman" w:eastAsia="Courier New" w:hAnsi="Times New Roman" w:cs="Times New Roman"/>
-          <w:sz w:val="20"/>
-          <w:szCs w:val="20"/>
-        </w:rPr>
-        <w:t xml:space="preserve"> × 10) + (</w:t>
-      </w:r>
-      <w:proofErr w:type="spellStart"/>
-      <w:r>
-        <w:rPr>
-          <w:rFonts w:ascii="Times New Roman" w:eastAsia="Courier New" w:hAnsi="Times New Roman" w:cs="Times New Roman"/>
-          <w:sz w:val="20"/>
-          <w:szCs w:val="20"/>
-        </w:rPr>
-        <w:t>data_transfer_mb</w:t>
-      </w:r>
-      <w:proofErr w:type="spellEnd"/>
-      <w:r>
-        <w:rPr>
-          <w:rFonts w:ascii="Times New Roman" w:eastAsia="Courier New" w:hAnsi="Times New Roman" w:cs="Times New Roman"/>
-          <w:sz w:val="20"/>
-          <w:szCs w:val="20"/>
-        </w:rPr>
-        <w:t xml:space="preserve"> × 0.01) + (</w:t>
-      </w:r>
-      <w:proofErr w:type="spellStart"/>
-      <w:r>
-        <w:rPr>
-          <w:rFonts w:ascii="Times New Roman" w:eastAsia="Courier New" w:hAnsi="Times New Roman" w:cs="Times New Roman"/>
-          <w:sz w:val="20"/>
-          <w:szCs w:val="20"/>
-        </w:rPr>
-        <w:t>malware_flag</w:t>
-      </w:r>
-      <w:proofErr w:type="spellEnd"/>
-      <w:r>
-        <w:rPr>
-          <w:rFonts w:ascii="Times New Roman" w:eastAsia="Courier New" w:hAnsi="Times New Roman" w:cs="Times New Roman"/>
-          <w:sz w:val="20"/>
-          <w:szCs w:val="20"/>
-        </w:rPr>
-        <w:t xml:space="preserve"> × 20) + (</w:t>
-      </w:r>
-      <w:proofErr w:type="spellStart"/>
-      <w:r>
-        <w:rPr>
-          <w:rFonts w:ascii="Times New Roman" w:eastAsia="Courier New" w:hAnsi="Times New Roman" w:cs="Times New Roman"/>
-          <w:sz w:val="20"/>
-          <w:szCs w:val="20"/>
-        </w:rPr>
-        <w:t>dns_beaconing</w:t>
-      </w:r>
-      <w:proofErr w:type="spellEnd"/>
-      <w:r>
-        <w:rPr>
-          <w:rFonts w:ascii="Times New Roman" w:eastAsia="Courier New" w:hAnsi="Times New Roman" w:cs="Times New Roman"/>
-          <w:sz w:val="20"/>
-          <w:szCs w:val="20"/>
-        </w:rPr>
-        <w:t xml:space="preserve"> × 15)</w:t>
+        <w:t>score = (failed_logins × 0.2) + (external_ip × 10) + (data_transfer_mb × 0.01) + (malware_flag × 20) + (dns_beaconing × 15)</w:t>
       </w:r>
     </w:p>
     <w:tbl>
@@ -5694,12 +5542,6 @@
         <w:gridCol w:w="5560"/>
       </w:tblGrid>
       <w:tr>
-        <w:tblPrEx>
-          <w:tblCellMar>
-            <w:top w:w="0" w:type="dxa"/>
-            <w:bottom w:w="0" w:type="dxa"/>
-          </w:tblCellMar>
-        </w:tblPrEx>
         <w:trPr>
           <w:tblHeader/>
         </w:trPr>
@@ -5813,12 +5655,6 @@
         </w:tc>
       </w:tr>
       <w:tr>
-        <w:tblPrEx>
-          <w:tblCellMar>
-            <w:top w:w="0" w:type="dxa"/>
-            <w:bottom w:w="0" w:type="dxa"/>
-          </w:tblCellMar>
-        </w:tblPrEx>
         <w:tc>
           <w:tcPr>
             <w:tcW w:w="1600" w:type="dxa"/>
@@ -5926,12 +5762,6 @@
         </w:tc>
       </w:tr>
       <w:tr>
-        <w:tblPrEx>
-          <w:tblCellMar>
-            <w:top w:w="0" w:type="dxa"/>
-            <w:bottom w:w="0" w:type="dxa"/>
-          </w:tblCellMar>
-        </w:tblPrEx>
         <w:tc>
           <w:tcPr>
             <w:tcW w:w="1600" w:type="dxa"/>
@@ -6039,12 +5869,6 @@
         </w:tc>
       </w:tr>
       <w:tr>
-        <w:tblPrEx>
-          <w:tblCellMar>
-            <w:top w:w="0" w:type="dxa"/>
-            <w:bottom w:w="0" w:type="dxa"/>
-          </w:tblCellMar>
-        </w:tblPrEx>
         <w:tc>
           <w:tcPr>
             <w:tcW w:w="1600" w:type="dxa"/>
@@ -6152,12 +5976,6 @@
         </w:tc>
       </w:tr>
       <w:tr>
-        <w:tblPrEx>
-          <w:tblCellMar>
-            <w:top w:w="0" w:type="dxa"/>
-            <w:bottom w:w="0" w:type="dxa"/>
-          </w:tblCellMar>
-        </w:tblPrEx>
         <w:tc>
           <w:tcPr>
             <w:tcW w:w="1600" w:type="dxa"/>
@@ -6295,7 +6113,6 @@
           <w:sz w:val="18"/>
           <w:szCs w:val="18"/>
         </w:rPr>
-        <w:lastRenderedPageBreak/>
         <w:t>Figure 2: Preview of the Synthetic SOC Alert Dataset (First 5 Records)</w:t>
       </w:r>
     </w:p>
@@ -6334,7 +6151,7 @@
                     </pic:cNvPicPr>
                   </pic:nvPicPr>
                   <pic:blipFill rotWithShape="1">
-                    <a:blip r:embed="rId9">
+                    <a:blip r:embed="rId10">
                       <a:extLst>
                         <a:ext uri="{28A0092B-C50C-407E-A947-70E740481C1C}">
                           <a14:useLocalDpi xmlns:a14="http://schemas.microsoft.com/office/drawing/2010/main" val="0"/>
@@ -6410,6 +6227,7 @@
           <w:rFonts w:ascii="Times New Roman" w:hAnsi="Times New Roman" w:cs="Times New Roman"/>
           <w:noProof/>
         </w:rPr>
+        <w:lastRenderedPageBreak/>
         <w:drawing>
           <wp:inline distT="0" distB="0" distL="0" distR="0" wp14:anchorId="06751686" wp14:editId="39D573F9">
             <wp:extent cx="5715000" cy="3810000"/>
@@ -6428,7 +6246,7 @@
                     </pic:cNvPicPr>
                   </pic:nvPicPr>
                   <pic:blipFill>
-                    <a:blip r:embed="rId10">
+                    <a:blip r:embed="rId11">
                       <a:extLst>
                         <a:ext uri="{28A0092B-C50C-407E-A947-70E740481C1C}">
                           <a14:useLocalDpi xmlns:a14="http://schemas.microsoft.com/office/drawing/2010/main" val="0"/>
@@ -6522,35 +6340,7 @@
         <w:rPr>
           <w:rFonts w:ascii="Times New Roman" w:hAnsi="Times New Roman" w:cs="Times New Roman"/>
         </w:rPr>
-        <w:t xml:space="preserve">The synthetic dataset was loaded into a Pandas </w:t>
-      </w:r>
-      <w:proofErr w:type="spellStart"/>
-      <w:r>
-        <w:rPr>
-          <w:rFonts w:ascii="Times New Roman" w:hAnsi="Times New Roman" w:cs="Times New Roman"/>
-        </w:rPr>
-        <w:t>DataFrame</w:t>
-      </w:r>
-      <w:proofErr w:type="spellEnd"/>
-      <w:r>
-        <w:rPr>
-          <w:rFonts w:ascii="Times New Roman" w:hAnsi="Times New Roman" w:cs="Times New Roman"/>
-        </w:rPr>
-        <w:t xml:space="preserve"> containing 1,000 records and five feature columns. No missing values were present, as the dataset was programmatically generated. A </w:t>
-      </w:r>
-      <w:proofErr w:type="spellStart"/>
-      <w:r>
-        <w:rPr>
-          <w:rFonts w:ascii="Times New Roman" w:hAnsi="Times New Roman" w:cs="Times New Roman"/>
-        </w:rPr>
-        <w:t>LabelEncoder</w:t>
-      </w:r>
-      <w:proofErr w:type="spellEnd"/>
-      <w:r>
-        <w:rPr>
-          <w:rFonts w:ascii="Times New Roman" w:hAnsi="Times New Roman" w:cs="Times New Roman"/>
-        </w:rPr>
-        <w:t xml:space="preserve"> was applied to convert the string severity labels ('Critical', 'High', 'Low', 'Medium') into integer class indices for model training. The encoded labels were saved alongside the model for use during inference.</w:t>
+        <w:t>The synthetic dataset was loaded into a Pandas DataFrame containing 1,000 records and five feature columns. No missing values were present, as the dataset was programmatically generated. A LabelEncoder was applied to convert the string severity labels ('Critical', 'High', 'Low', 'Medium') into integer class indices for model training. The encoded labels were saved alongside the model for use during inference.</w:t>
       </w:r>
     </w:p>
     <w:p>
@@ -6582,7 +6372,6 @@
           <w:rFonts w:ascii="Times New Roman" w:hAnsi="Times New Roman" w:cs="Times New Roman"/>
           <w:color w:val="auto"/>
         </w:rPr>
-        <w:lastRenderedPageBreak/>
         <w:t>6</w:t>
       </w:r>
       <w:r>
@@ -6606,49 +6395,7 @@
         <w:rPr>
           <w:rFonts w:ascii="Times New Roman" w:hAnsi="Times New Roman" w:cs="Times New Roman"/>
         </w:rPr>
-        <w:t>The dataset was split into an 80/20 training and testing partition using scikit-</w:t>
-      </w:r>
-      <w:proofErr w:type="spellStart"/>
-      <w:r>
-        <w:rPr>
-          <w:rFonts w:ascii="Times New Roman" w:hAnsi="Times New Roman" w:cs="Times New Roman"/>
-        </w:rPr>
-        <w:t>learn's</w:t>
-      </w:r>
-      <w:proofErr w:type="spellEnd"/>
-      <w:r>
-        <w:rPr>
-          <w:rFonts w:ascii="Times New Roman" w:hAnsi="Times New Roman" w:cs="Times New Roman"/>
-        </w:rPr>
-        <w:t xml:space="preserve"> </w:t>
-      </w:r>
-      <w:proofErr w:type="spellStart"/>
-      <w:r>
-        <w:rPr>
-          <w:rFonts w:ascii="Times New Roman" w:hAnsi="Times New Roman" w:cs="Times New Roman"/>
-        </w:rPr>
-        <w:t>train_test_split</w:t>
-      </w:r>
-      <w:proofErr w:type="spellEnd"/>
-      <w:r>
-        <w:rPr>
-          <w:rFonts w:ascii="Times New Roman" w:hAnsi="Times New Roman" w:cs="Times New Roman"/>
-        </w:rPr>
-        <w:t xml:space="preserve"> function with a </w:t>
-      </w:r>
-      <w:proofErr w:type="spellStart"/>
-      <w:r>
-        <w:rPr>
-          <w:rFonts w:ascii="Times New Roman" w:hAnsi="Times New Roman" w:cs="Times New Roman"/>
-        </w:rPr>
-        <w:t>random_state</w:t>
-      </w:r>
-      <w:proofErr w:type="spellEnd"/>
-      <w:r>
-        <w:rPr>
-          <w:rFonts w:ascii="Times New Roman" w:hAnsi="Times New Roman" w:cs="Times New Roman"/>
-        </w:rPr>
-        <w:t xml:space="preserve"> of 42 for reproducibility. This yielded 800 training samples and 200 test samples — sufficient for reliable generalisation given the synthetic nature and controlled distribution of the data.</w:t>
+        <w:t>The dataset was split into an 80/20 training and testing partition using scikit-learn's train_test_split function with a random_state of 42 for reproducibility. This yielded 800 training samples and 200 test samples — sufficient for reliable generalisation given the synthetic nature and controlled distribution of the data.</w:t>
       </w:r>
     </w:p>
     <w:tbl>
@@ -6674,12 +6421,6 @@
         <w:gridCol w:w="3360"/>
       </w:tblGrid>
       <w:tr>
-        <w:tblPrEx>
-          <w:tblCellMar>
-            <w:top w:w="0" w:type="dxa"/>
-            <w:bottom w:w="0" w:type="dxa"/>
-          </w:tblCellMar>
-        </w:tblPrEx>
         <w:trPr>
           <w:tblHeader/>
         </w:trPr>
@@ -6793,12 +6534,6 @@
         </w:tc>
       </w:tr>
       <w:tr>
-        <w:tblPrEx>
-          <w:tblCellMar>
-            <w:top w:w="0" w:type="dxa"/>
-            <w:bottom w:w="0" w:type="dxa"/>
-          </w:tblCellMar>
-        </w:tblPrEx>
         <w:tc>
           <w:tcPr>
             <w:tcW w:w="3000" w:type="dxa"/>
@@ -6906,12 +6641,6 @@
         </w:tc>
       </w:tr>
       <w:tr>
-        <w:tblPrEx>
-          <w:tblCellMar>
-            <w:top w:w="0" w:type="dxa"/>
-            <w:bottom w:w="0" w:type="dxa"/>
-          </w:tblCellMar>
-        </w:tblPrEx>
         <w:tc>
           <w:tcPr>
             <w:tcW w:w="3000" w:type="dxa"/>
@@ -7019,12 +6748,6 @@
         </w:tc>
       </w:tr>
       <w:tr>
-        <w:tblPrEx>
-          <w:tblCellMar>
-            <w:top w:w="0" w:type="dxa"/>
-            <w:bottom w:w="0" w:type="dxa"/>
-          </w:tblCellMar>
-        </w:tblPrEx>
         <w:tc>
           <w:tcPr>
             <w:tcW w:w="3000" w:type="dxa"/>
@@ -7307,21 +7030,7 @@
         <w:rPr>
           <w:rFonts w:ascii="Times New Roman" w:hAnsi="Times New Roman" w:cs="Times New Roman"/>
         </w:rPr>
-        <w:t xml:space="preserve">The model was configured with 100 estimators (decision trees) and </w:t>
-      </w:r>
-      <w:proofErr w:type="spellStart"/>
-      <w:r>
-        <w:rPr>
-          <w:rFonts w:ascii="Times New Roman" w:hAnsi="Times New Roman" w:cs="Times New Roman"/>
-        </w:rPr>
-        <w:t>random_state</w:t>
-      </w:r>
-      <w:proofErr w:type="spellEnd"/>
-      <w:r>
-        <w:rPr>
-          <w:rFonts w:ascii="Times New Roman" w:hAnsi="Times New Roman" w:cs="Times New Roman"/>
-        </w:rPr>
-        <w:t>=42. No hyperparameter tuning was performed, as the default configuration achieved near-ceiling performance on the synthetic dataset.</w:t>
+        <w:t>The model was configured with 100 estimators (decision trees) and random_state=42. No hyperparameter tuning was performed, as the default configuration achieved near-ceiling performance on the synthetic dataset.</w:t>
       </w:r>
     </w:p>
     <w:p>
@@ -7361,79 +7070,7 @@
         <w:rPr>
           <w:rFonts w:ascii="Times New Roman" w:hAnsi="Times New Roman" w:cs="Times New Roman"/>
         </w:rPr>
-        <w:t xml:space="preserve">The model was trained using </w:t>
-      </w:r>
-      <w:proofErr w:type="spellStart"/>
-      <w:proofErr w:type="gramStart"/>
-      <w:r>
-        <w:rPr>
-          <w:rFonts w:ascii="Times New Roman" w:hAnsi="Times New Roman" w:cs="Times New Roman"/>
-        </w:rPr>
-        <w:t>model.fit</w:t>
-      </w:r>
-      <w:proofErr w:type="spellEnd"/>
-      <w:r>
-        <w:rPr>
-          <w:rFonts w:ascii="Times New Roman" w:hAnsi="Times New Roman" w:cs="Times New Roman"/>
-        </w:rPr>
-        <w:t>(</w:t>
-      </w:r>
-      <w:proofErr w:type="spellStart"/>
-      <w:proofErr w:type="gramEnd"/>
-      <w:r>
-        <w:rPr>
-          <w:rFonts w:ascii="Times New Roman" w:hAnsi="Times New Roman" w:cs="Times New Roman"/>
-        </w:rPr>
-        <w:t>X_train</w:t>
-      </w:r>
-      <w:proofErr w:type="spellEnd"/>
-      <w:r>
-        <w:rPr>
-          <w:rFonts w:ascii="Times New Roman" w:hAnsi="Times New Roman" w:cs="Times New Roman"/>
-        </w:rPr>
-        <w:t xml:space="preserve">, </w:t>
-      </w:r>
-      <w:proofErr w:type="spellStart"/>
-      <w:r>
-        <w:rPr>
-          <w:rFonts w:ascii="Times New Roman" w:hAnsi="Times New Roman" w:cs="Times New Roman"/>
-        </w:rPr>
-        <w:t>y_train</w:t>
-      </w:r>
-      <w:proofErr w:type="spellEnd"/>
-      <w:r>
-        <w:rPr>
-          <w:rFonts w:ascii="Times New Roman" w:hAnsi="Times New Roman" w:cs="Times New Roman"/>
-        </w:rPr>
-        <w:t xml:space="preserve">). Training converged without error. The trained model and its associated </w:t>
-      </w:r>
-      <w:proofErr w:type="spellStart"/>
-      <w:r>
-        <w:rPr>
-          <w:rFonts w:ascii="Times New Roman" w:hAnsi="Times New Roman" w:cs="Times New Roman"/>
-        </w:rPr>
-        <w:t>LabelEncoder</w:t>
-      </w:r>
-      <w:proofErr w:type="spellEnd"/>
-      <w:r>
-        <w:rPr>
-          <w:rFonts w:ascii="Times New Roman" w:hAnsi="Times New Roman" w:cs="Times New Roman"/>
-        </w:rPr>
-        <w:t xml:space="preserve"> were serialised to disk using </w:t>
-      </w:r>
-      <w:proofErr w:type="spellStart"/>
-      <w:r>
-        <w:rPr>
-          <w:rFonts w:ascii="Times New Roman" w:hAnsi="Times New Roman" w:cs="Times New Roman"/>
-        </w:rPr>
-        <w:t>joblib</w:t>
-      </w:r>
-      <w:proofErr w:type="spellEnd"/>
-      <w:r>
-        <w:rPr>
-          <w:rFonts w:ascii="Times New Roman" w:hAnsi="Times New Roman" w:cs="Times New Roman"/>
-        </w:rPr>
-        <w:t xml:space="preserve"> for later use in the CLI inference engine.</w:t>
+        <w:t>The model was trained using model.fit(X_train, y_train). Training converged without error. The trained model and its associated LabelEncoder were serialised to disk using joblib for later use in the CLI inference engine.</w:t>
       </w:r>
     </w:p>
     <w:p>
@@ -7444,99 +7081,13 @@
           <w:rFonts w:ascii="Times New Roman" w:hAnsi="Times New Roman" w:cs="Times New Roman"/>
         </w:rPr>
       </w:pPr>
-      <w:proofErr w:type="spellStart"/>
-      <w:proofErr w:type="gramStart"/>
       <w:r>
         <w:rPr>
           <w:rFonts w:ascii="Times New Roman" w:eastAsia="Courier New" w:hAnsi="Times New Roman" w:cs="Times New Roman"/>
           <w:sz w:val="20"/>
           <w:szCs w:val="20"/>
         </w:rPr>
-        <w:t>joblib.dump</w:t>
-      </w:r>
-      <w:proofErr w:type="spellEnd"/>
-      <w:proofErr w:type="gramEnd"/>
-      <w:r>
-        <w:rPr>
-          <w:rFonts w:ascii="Times New Roman" w:eastAsia="Courier New" w:hAnsi="Times New Roman" w:cs="Times New Roman"/>
-          <w:sz w:val="20"/>
-          <w:szCs w:val="20"/>
-        </w:rPr>
-        <w:t>(model, 'model/</w:t>
-      </w:r>
-      <w:proofErr w:type="spellStart"/>
-      <w:r>
-        <w:rPr>
-          <w:rFonts w:ascii="Times New Roman" w:eastAsia="Courier New" w:hAnsi="Times New Roman" w:cs="Times New Roman"/>
-          <w:sz w:val="20"/>
-          <w:szCs w:val="20"/>
-        </w:rPr>
-        <w:t>soc_alert_model.pkl</w:t>
-      </w:r>
-      <w:proofErr w:type="spellEnd"/>
-      <w:r>
-        <w:rPr>
-          <w:rFonts w:ascii="Times New Roman" w:eastAsia="Courier New" w:hAnsi="Times New Roman" w:cs="Times New Roman"/>
-          <w:sz w:val="20"/>
-          <w:szCs w:val="20"/>
-        </w:rPr>
-        <w:t xml:space="preserve">') </w:t>
-      </w:r>
-      <w:proofErr w:type="spellStart"/>
-      <w:proofErr w:type="gramStart"/>
-      <w:r>
-        <w:rPr>
-          <w:rFonts w:ascii="Times New Roman" w:eastAsia="Courier New" w:hAnsi="Times New Roman" w:cs="Times New Roman"/>
-          <w:sz w:val="20"/>
-          <w:szCs w:val="20"/>
-        </w:rPr>
-        <w:t>joblib.dump</w:t>
-      </w:r>
-      <w:proofErr w:type="spellEnd"/>
-      <w:proofErr w:type="gramEnd"/>
-      <w:r>
-        <w:rPr>
-          <w:rFonts w:ascii="Times New Roman" w:eastAsia="Courier New" w:hAnsi="Times New Roman" w:cs="Times New Roman"/>
-          <w:sz w:val="20"/>
-          <w:szCs w:val="20"/>
-        </w:rPr>
-        <w:t>(</w:t>
-      </w:r>
-      <w:proofErr w:type="spellStart"/>
-      <w:r>
-        <w:rPr>
-          <w:rFonts w:ascii="Times New Roman" w:eastAsia="Courier New" w:hAnsi="Times New Roman" w:cs="Times New Roman"/>
-          <w:sz w:val="20"/>
-          <w:szCs w:val="20"/>
-        </w:rPr>
-        <w:t>label_encoder</w:t>
-      </w:r>
-      <w:proofErr w:type="spellEnd"/>
-      <w:r>
-        <w:rPr>
-          <w:rFonts w:ascii="Times New Roman" w:eastAsia="Courier New" w:hAnsi="Times New Roman" w:cs="Times New Roman"/>
-          <w:sz w:val="20"/>
-          <w:szCs w:val="20"/>
-        </w:rPr>
-        <w:t>, 'model/</w:t>
-      </w:r>
-      <w:proofErr w:type="spellStart"/>
-      <w:r>
-        <w:rPr>
-          <w:rFonts w:ascii="Times New Roman" w:eastAsia="Courier New" w:hAnsi="Times New Roman" w:cs="Times New Roman"/>
-          <w:sz w:val="20"/>
-          <w:szCs w:val="20"/>
-        </w:rPr>
-        <w:t>label_encoder.pkl</w:t>
-      </w:r>
-      <w:proofErr w:type="spellEnd"/>
-      <w:r>
-        <w:rPr>
-          <w:rFonts w:ascii="Times New Roman" w:eastAsia="Courier New" w:hAnsi="Times New Roman" w:cs="Times New Roman"/>
-          <w:sz w:val="20"/>
-          <w:szCs w:val="20"/>
-        </w:rPr>
-        <w:t>')</w:t>
+        <w:t>joblib.dump(model, 'model/soc_alert_model.pkl') joblib.dump(label_encoder, 'model/label_encoder.pkl')</w:t>
       </w:r>
     </w:p>
     <w:p>
@@ -7641,12 +7192,6 @@
         <w:gridCol w:w="5634"/>
       </w:tblGrid>
       <w:tr>
-        <w:tblPrEx>
-          <w:tblCellMar>
-            <w:top w:w="0" w:type="dxa"/>
-            <w:bottom w:w="0" w:type="dxa"/>
-          </w:tblCellMar>
-        </w:tblPrEx>
         <w:trPr>
           <w:trHeight w:val="326"/>
           <w:tblHeader/>
@@ -7761,12 +7306,6 @@
         </w:tc>
       </w:tr>
       <w:tr>
-        <w:tblPrEx>
-          <w:tblCellMar>
-            <w:top w:w="0" w:type="dxa"/>
-            <w:bottom w:w="0" w:type="dxa"/>
-          </w:tblCellMar>
-        </w:tblPrEx>
         <w:trPr>
           <w:trHeight w:val="326"/>
         </w:trPr>
@@ -7877,12 +7416,6 @@
         </w:tc>
       </w:tr>
       <w:tr>
-        <w:tblPrEx>
-          <w:tblCellMar>
-            <w:top w:w="0" w:type="dxa"/>
-            <w:bottom w:w="0" w:type="dxa"/>
-          </w:tblCellMar>
-        </w:tblPrEx>
         <w:trPr>
           <w:trHeight w:val="309"/>
         </w:trPr>
@@ -7993,12 +7526,6 @@
         </w:tc>
       </w:tr>
       <w:tr>
-        <w:tblPrEx>
-          <w:tblCellMar>
-            <w:top w:w="0" w:type="dxa"/>
-            <w:bottom w:w="0" w:type="dxa"/>
-          </w:tblCellMar>
-        </w:tblPrEx>
         <w:trPr>
           <w:trHeight w:val="326"/>
         </w:trPr>
@@ -8109,12 +7636,6 @@
         </w:tc>
       </w:tr>
       <w:tr>
-        <w:tblPrEx>
-          <w:tblCellMar>
-            <w:top w:w="0" w:type="dxa"/>
-            <w:bottom w:w="0" w:type="dxa"/>
-          </w:tblCellMar>
-        </w:tblPrEx>
         <w:trPr>
           <w:trHeight w:val="326"/>
         </w:trPr>
@@ -8225,12 +7746,6 @@
         </w:tc>
       </w:tr>
       <w:tr>
-        <w:tblPrEx>
-          <w:tblCellMar>
-            <w:top w:w="0" w:type="dxa"/>
-            <w:bottom w:w="0" w:type="dxa"/>
-          </w:tblCellMar>
-        </w:tblPrEx>
         <w:trPr>
           <w:trHeight w:val="309"/>
         </w:trPr>
@@ -8265,25 +7780,7 @@
                 <w:sz w:val="20"/>
                 <w:szCs w:val="20"/>
               </w:rPr>
-              <w:t>ROC-AUC (</w:t>
-            </w:r>
-            <w:proofErr w:type="spellStart"/>
-            <w:r>
-              <w:rPr>
-                <w:rFonts w:ascii="Times New Roman" w:hAnsi="Times New Roman" w:cs="Times New Roman"/>
-                <w:sz w:val="20"/>
-                <w:szCs w:val="20"/>
-              </w:rPr>
-              <w:t>OvR</w:t>
-            </w:r>
-            <w:proofErr w:type="spellEnd"/>
-            <w:r>
-              <w:rPr>
-                <w:rFonts w:ascii="Times New Roman" w:hAnsi="Times New Roman" w:cs="Times New Roman"/>
-                <w:sz w:val="20"/>
-                <w:szCs w:val="20"/>
-              </w:rPr>
-              <w:t>)</w:t>
+              <w:t>ROC-AUC (OvR)</w:t>
             </w:r>
           </w:p>
         </w:tc>
@@ -8432,12 +7929,6 @@
         <w:gridCol w:w="2468"/>
       </w:tblGrid>
       <w:tr>
-        <w:tblPrEx>
-          <w:tblCellMar>
-            <w:top w:w="0" w:type="dxa"/>
-            <w:bottom w:w="0" w:type="dxa"/>
-          </w:tblCellMar>
-        </w:tblPrEx>
         <w:trPr>
           <w:trHeight w:val="396"/>
           <w:tblHeader/>
@@ -8624,12 +8115,6 @@
         </w:tc>
       </w:tr>
       <w:tr>
-        <w:tblPrEx>
-          <w:tblCellMar>
-            <w:top w:w="0" w:type="dxa"/>
-            <w:bottom w:w="0" w:type="dxa"/>
-          </w:tblCellMar>
-        </w:tblPrEx>
         <w:trPr>
           <w:trHeight w:val="396"/>
         </w:trPr>
@@ -8810,12 +8295,6 @@
         </w:tc>
       </w:tr>
       <w:tr>
-        <w:tblPrEx>
-          <w:tblCellMar>
-            <w:top w:w="0" w:type="dxa"/>
-            <w:bottom w:w="0" w:type="dxa"/>
-          </w:tblCellMar>
-        </w:tblPrEx>
         <w:trPr>
           <w:trHeight w:val="376"/>
         </w:trPr>
@@ -8996,12 +8475,6 @@
         </w:tc>
       </w:tr>
       <w:tr>
-        <w:tblPrEx>
-          <w:tblCellMar>
-            <w:top w:w="0" w:type="dxa"/>
-            <w:bottom w:w="0" w:type="dxa"/>
-          </w:tblCellMar>
-        </w:tblPrEx>
         <w:trPr>
           <w:trHeight w:val="396"/>
         </w:trPr>
@@ -9182,12 +8655,6 @@
         </w:tc>
       </w:tr>
       <w:tr>
-        <w:tblPrEx>
-          <w:tblCellMar>
-            <w:top w:w="0" w:type="dxa"/>
-            <w:bottom w:w="0" w:type="dxa"/>
-          </w:tblCellMar>
-        </w:tblPrEx>
         <w:trPr>
           <w:trHeight w:val="396"/>
         </w:trPr>
@@ -9368,12 +8835,6 @@
         </w:tc>
       </w:tr>
       <w:tr>
-        <w:tblPrEx>
-          <w:tblCellMar>
-            <w:top w:w="0" w:type="dxa"/>
-            <w:bottom w:w="0" w:type="dxa"/>
-          </w:tblCellMar>
-        </w:tblPrEx>
         <w:trPr>
           <w:trHeight w:val="376"/>
         </w:trPr>
@@ -9408,18 +8869,8 @@
                 <w:sz w:val="20"/>
                 <w:szCs w:val="20"/>
               </w:rPr>
-              <w:t xml:space="preserve">Macro </w:t>
-            </w:r>
-            <w:proofErr w:type="spellStart"/>
-            <w:r>
-              <w:rPr>
-                <w:rFonts w:ascii="Times New Roman" w:hAnsi="Times New Roman" w:cs="Times New Roman"/>
-                <w:sz w:val="20"/>
-                <w:szCs w:val="20"/>
-              </w:rPr>
-              <w:t>Avg</w:t>
-            </w:r>
-            <w:proofErr w:type="spellEnd"/>
+              <w:t>Macro Avg</w:t>
+            </w:r>
           </w:p>
         </w:tc>
         <w:tc>
@@ -9564,12 +9015,6 @@
         </w:tc>
       </w:tr>
       <w:tr>
-        <w:tblPrEx>
-          <w:tblCellMar>
-            <w:top w:w="0" w:type="dxa"/>
-            <w:bottom w:w="0" w:type="dxa"/>
-          </w:tblCellMar>
-        </w:tblPrEx>
         <w:trPr>
           <w:trHeight w:val="396"/>
         </w:trPr>
@@ -9604,18 +9049,8 @@
                 <w:sz w:val="20"/>
                 <w:szCs w:val="20"/>
               </w:rPr>
-              <w:t xml:space="preserve">Weighted </w:t>
-            </w:r>
-            <w:proofErr w:type="spellStart"/>
-            <w:r>
-              <w:rPr>
-                <w:rFonts w:ascii="Times New Roman" w:hAnsi="Times New Roman" w:cs="Times New Roman"/>
-                <w:sz w:val="20"/>
-                <w:szCs w:val="20"/>
-              </w:rPr>
-              <w:t>Avg</w:t>
-            </w:r>
-            <w:proofErr w:type="spellEnd"/>
+              <w:t>Weighted Avg</w:t>
+            </w:r>
           </w:p>
         </w:tc>
         <w:tc>
@@ -9928,7 +9363,7 @@
                     </pic:cNvPicPr>
                   </pic:nvPicPr>
                   <pic:blipFill>
-                    <a:blip r:embed="rId11">
+                    <a:blip r:embed="rId12">
                       <a:extLst>
                         <a:ext uri="{28A0092B-C50C-407E-A947-70E740481C1C}">
                           <a14:useLocalDpi xmlns:a14="http://schemas.microsoft.com/office/drawing/2010/main" val="0"/>
@@ -10008,7 +9443,7 @@
                     </pic:cNvPicPr>
                   </pic:nvPicPr>
                   <pic:blipFill>
-                    <a:blip r:embed="rId12">
+                    <a:blip r:embed="rId13">
                       <a:extLst>
                         <a:ext uri="{28A0092B-C50C-407E-A947-70E740481C1C}">
                           <a14:useLocalDpi xmlns:a14="http://schemas.microsoft.com/office/drawing/2010/main" val="0"/>
@@ -10105,12 +9540,6 @@
         <w:gridCol w:w="4500"/>
       </w:tblGrid>
       <w:tr>
-        <w:tblPrEx>
-          <w:tblCellMar>
-            <w:top w:w="0" w:type="dxa"/>
-            <w:bottom w:w="0" w:type="dxa"/>
-          </w:tblCellMar>
-        </w:tblPrEx>
         <w:trPr>
           <w:tblHeader/>
         </w:trPr>
@@ -10260,12 +9689,6 @@
         </w:tc>
       </w:tr>
       <w:tr>
-        <w:tblPrEx>
-          <w:tblCellMar>
-            <w:top w:w="0" w:type="dxa"/>
-            <w:bottom w:w="0" w:type="dxa"/>
-          </w:tblCellMar>
-        </w:tblPrEx>
         <w:tc>
           <w:tcPr>
             <w:tcW w:w="900" w:type="dxa"/>
@@ -10326,7 +9749,6 @@
                 <w:rFonts w:ascii="Times New Roman" w:hAnsi="Times New Roman" w:cs="Times New Roman"/>
               </w:rPr>
             </w:pPr>
-            <w:proofErr w:type="spellStart"/>
             <w:r>
               <w:rPr>
                 <w:rFonts w:ascii="Times New Roman" w:hAnsi="Times New Roman" w:cs="Times New Roman"/>
@@ -10335,7 +9757,6 @@
               </w:rPr>
               <w:t>malware_flag</w:t>
             </w:r>
-            <w:proofErr w:type="spellEnd"/>
           </w:p>
         </w:tc>
         <w:tc>
@@ -10410,12 +9831,6 @@
         </w:tc>
       </w:tr>
       <w:tr>
-        <w:tblPrEx>
-          <w:tblCellMar>
-            <w:top w:w="0" w:type="dxa"/>
-            <w:bottom w:w="0" w:type="dxa"/>
-          </w:tblCellMar>
-        </w:tblPrEx>
         <w:tc>
           <w:tcPr>
             <w:tcW w:w="900" w:type="dxa"/>
@@ -10476,7 +9891,6 @@
                 <w:rFonts w:ascii="Times New Roman" w:hAnsi="Times New Roman" w:cs="Times New Roman"/>
               </w:rPr>
             </w:pPr>
-            <w:proofErr w:type="spellStart"/>
             <w:r>
               <w:rPr>
                 <w:rFonts w:ascii="Times New Roman" w:hAnsi="Times New Roman" w:cs="Times New Roman"/>
@@ -10485,7 +9899,6 @@
               </w:rPr>
               <w:t>dns_beaconing</w:t>
             </w:r>
-            <w:proofErr w:type="spellEnd"/>
           </w:p>
         </w:tc>
         <w:tc>
@@ -10560,12 +9973,6 @@
         </w:tc>
       </w:tr>
       <w:tr>
-        <w:tblPrEx>
-          <w:tblCellMar>
-            <w:top w:w="0" w:type="dxa"/>
-            <w:bottom w:w="0" w:type="dxa"/>
-          </w:tblCellMar>
-        </w:tblPrEx>
         <w:tc>
           <w:tcPr>
             <w:tcW w:w="900" w:type="dxa"/>
@@ -10626,7 +10033,6 @@
                 <w:rFonts w:ascii="Times New Roman" w:hAnsi="Times New Roman" w:cs="Times New Roman"/>
               </w:rPr>
             </w:pPr>
-            <w:proofErr w:type="spellStart"/>
             <w:r>
               <w:rPr>
                 <w:rFonts w:ascii="Times New Roman" w:hAnsi="Times New Roman" w:cs="Times New Roman"/>
@@ -10635,7 +10041,6 @@
               </w:rPr>
               <w:t>external_ip</w:t>
             </w:r>
-            <w:proofErr w:type="spellEnd"/>
           </w:p>
         </w:tc>
         <w:tc>
@@ -10710,12 +10115,6 @@
         </w:tc>
       </w:tr>
       <w:tr>
-        <w:tblPrEx>
-          <w:tblCellMar>
-            <w:top w:w="0" w:type="dxa"/>
-            <w:bottom w:w="0" w:type="dxa"/>
-          </w:tblCellMar>
-        </w:tblPrEx>
         <w:tc>
           <w:tcPr>
             <w:tcW w:w="900" w:type="dxa"/>
@@ -10776,7 +10175,6 @@
                 <w:rFonts w:ascii="Times New Roman" w:hAnsi="Times New Roman" w:cs="Times New Roman"/>
               </w:rPr>
             </w:pPr>
-            <w:proofErr w:type="spellStart"/>
             <w:r>
               <w:rPr>
                 <w:rFonts w:ascii="Times New Roman" w:hAnsi="Times New Roman" w:cs="Times New Roman"/>
@@ -10785,7 +10183,6 @@
               </w:rPr>
               <w:t>data_transfer_mb</w:t>
             </w:r>
-            <w:proofErr w:type="spellEnd"/>
           </w:p>
         </w:tc>
         <w:tc>
@@ -10860,12 +10257,6 @@
         </w:tc>
       </w:tr>
       <w:tr>
-        <w:tblPrEx>
-          <w:tblCellMar>
-            <w:top w:w="0" w:type="dxa"/>
-            <w:bottom w:w="0" w:type="dxa"/>
-          </w:tblCellMar>
-        </w:tblPrEx>
         <w:tc>
           <w:tcPr>
             <w:tcW w:w="900" w:type="dxa"/>
@@ -10926,7 +10317,6 @@
                 <w:rFonts w:ascii="Times New Roman" w:hAnsi="Times New Roman" w:cs="Times New Roman"/>
               </w:rPr>
             </w:pPr>
-            <w:proofErr w:type="spellStart"/>
             <w:r>
               <w:rPr>
                 <w:rFonts w:ascii="Times New Roman" w:hAnsi="Times New Roman" w:cs="Times New Roman"/>
@@ -10935,7 +10325,6 @@
               </w:rPr>
               <w:t>failed_logins</w:t>
             </w:r>
-            <w:proofErr w:type="spellEnd"/>
           </w:p>
         </w:tc>
         <w:tc>
@@ -11081,7 +10470,7 @@
                     </pic:cNvPicPr>
                   </pic:nvPicPr>
                   <pic:blipFill>
-                    <a:blip r:embed="rId13">
+                    <a:blip r:embed="rId14">
                       <a:extLst>
                         <a:ext uri="{28A0092B-C50C-407E-A947-70E740481C1C}">
                           <a14:useLocalDpi xmlns:a14="http://schemas.microsoft.com/office/drawing/2010/main" val="0"/>
@@ -11242,12 +10631,6 @@
         <w:gridCol w:w="6360"/>
       </w:tblGrid>
       <w:tr>
-        <w:tblPrEx>
-          <w:tblCellMar>
-            <w:top w:w="0" w:type="dxa"/>
-            <w:bottom w:w="0" w:type="dxa"/>
-          </w:tblCellMar>
-        </w:tblPrEx>
         <w:trPr>
           <w:tblHeader/>
         </w:trPr>
@@ -11361,12 +10744,6 @@
         </w:tc>
       </w:tr>
       <w:tr>
-        <w:tblPrEx>
-          <w:tblCellMar>
-            <w:top w:w="0" w:type="dxa"/>
-            <w:bottom w:w="0" w:type="dxa"/>
-          </w:tblCellMar>
-        </w:tblPrEx>
         <w:tc>
           <w:tcPr>
             <w:tcW w:w="1400" w:type="dxa"/>
@@ -11474,12 +10851,6 @@
         </w:tc>
       </w:tr>
       <w:tr>
-        <w:tblPrEx>
-          <w:tblCellMar>
-            <w:top w:w="0" w:type="dxa"/>
-            <w:bottom w:w="0" w:type="dxa"/>
-          </w:tblCellMar>
-        </w:tblPrEx>
         <w:tc>
           <w:tcPr>
             <w:tcW w:w="1400" w:type="dxa"/>
@@ -11587,12 +10958,6 @@
         </w:tc>
       </w:tr>
       <w:tr>
-        <w:tblPrEx>
-          <w:tblCellMar>
-            <w:top w:w="0" w:type="dxa"/>
-            <w:bottom w:w="0" w:type="dxa"/>
-          </w:tblCellMar>
-        </w:tblPrEx>
         <w:tc>
           <w:tcPr>
             <w:tcW w:w="1400" w:type="dxa"/>
@@ -11700,12 +11065,6 @@
         </w:tc>
       </w:tr>
       <w:tr>
-        <w:tblPrEx>
-          <w:tblCellMar>
-            <w:top w:w="0" w:type="dxa"/>
-            <w:bottom w:w="0" w:type="dxa"/>
-          </w:tblCellMar>
-        </w:tblPrEx>
         <w:tc>
           <w:tcPr>
             <w:tcW w:w="1400" w:type="dxa"/>
@@ -11875,7 +11234,7 @@
                     </pic:cNvPicPr>
                   </pic:nvPicPr>
                   <pic:blipFill>
-                    <a:blip r:embed="rId14">
+                    <a:blip r:embed="rId15">
                       <a:extLst>
                         <a:ext uri="{28A0092B-C50C-407E-A947-70E740481C1C}">
                           <a14:useLocalDpi xmlns:a14="http://schemas.microsoft.com/office/drawing/2010/main" val="0"/>
@@ -11956,7 +11315,7 @@
                     </pic:cNvPicPr>
                   </pic:nvPicPr>
                   <pic:blipFill>
-                    <a:blip r:embed="rId15">
+                    <a:blip r:embed="rId16">
                       <a:extLst>
                         <a:ext uri="{28A0092B-C50C-407E-A947-70E740481C1C}">
                           <a14:useLocalDpi xmlns:a14="http://schemas.microsoft.com/office/drawing/2010/main" val="0"/>
@@ -12123,12 +11482,6 @@
         <w:gridCol w:w="2460"/>
       </w:tblGrid>
       <w:tr>
-        <w:tblPrEx>
-          <w:tblCellMar>
-            <w:top w:w="0" w:type="dxa"/>
-            <w:bottom w:w="0" w:type="dxa"/>
-          </w:tblCellMar>
-        </w:tblPrEx>
         <w:trPr>
           <w:tblHeader/>
         </w:trPr>
@@ -12278,12 +11631,6 @@
         </w:tc>
       </w:tr>
       <w:tr>
-        <w:tblPrEx>
-          <w:tblCellMar>
-            <w:top w:w="0" w:type="dxa"/>
-            <w:bottom w:w="0" w:type="dxa"/>
-          </w:tblCellMar>
-        </w:tblPrEx>
         <w:tc>
           <w:tcPr>
             <w:tcW w:w="2400" w:type="dxa"/>
@@ -12426,12 +11773,6 @@
         </w:tc>
       </w:tr>
       <w:tr>
-        <w:tblPrEx>
-          <w:tblCellMar>
-            <w:top w:w="0" w:type="dxa"/>
-            <w:bottom w:w="0" w:type="dxa"/>
-          </w:tblCellMar>
-        </w:tblPrEx>
         <w:tc>
           <w:tcPr>
             <w:tcW w:w="2400" w:type="dxa"/>
@@ -12574,12 +11915,6 @@
         </w:tc>
       </w:tr>
       <w:tr>
-        <w:tblPrEx>
-          <w:tblCellMar>
-            <w:top w:w="0" w:type="dxa"/>
-            <w:bottom w:w="0" w:type="dxa"/>
-          </w:tblCellMar>
-        </w:tblPrEx>
         <w:tc>
           <w:tcPr>
             <w:tcW w:w="2400" w:type="dxa"/>
@@ -12722,12 +12057,6 @@
         </w:tc>
       </w:tr>
       <w:tr>
-        <w:tblPrEx>
-          <w:tblCellMar>
-            <w:top w:w="0" w:type="dxa"/>
-            <w:bottom w:w="0" w:type="dxa"/>
-          </w:tblCellMar>
-        </w:tblPrEx>
         <w:tc>
           <w:tcPr>
             <w:tcW w:w="2400" w:type="dxa"/>
@@ -12870,12 +12199,6 @@
         </w:tc>
       </w:tr>
       <w:tr>
-        <w:tblPrEx>
-          <w:tblCellMar>
-            <w:top w:w="0" w:type="dxa"/>
-            <w:bottom w:w="0" w:type="dxa"/>
-          </w:tblCellMar>
-        </w:tblPrEx>
         <w:tc>
           <w:tcPr>
             <w:tcW w:w="2400" w:type="dxa"/>
@@ -13018,12 +12341,6 @@
         </w:tc>
       </w:tr>
       <w:tr>
-        <w:tblPrEx>
-          <w:tblCellMar>
-            <w:top w:w="0" w:type="dxa"/>
-            <w:bottom w:w="0" w:type="dxa"/>
-          </w:tblCellMar>
-        </w:tblPrEx>
         <w:tc>
           <w:tcPr>
             <w:tcW w:w="2400" w:type="dxa"/>
@@ -13238,7 +12555,7 @@
                     </pic:cNvPicPr>
                   </pic:nvPicPr>
                   <pic:blipFill>
-                    <a:blip r:embed="rId16">
+                    <a:blip r:embed="rId17">
                       <a:extLst>
                         <a:ext uri="{28A0092B-C50C-407E-A947-70E740481C1C}">
                           <a14:useLocalDpi xmlns:a14="http://schemas.microsoft.com/office/drawing/2010/main" val="0"/>
@@ -13439,12 +12756,6 @@
         <w:gridCol w:w="2060"/>
       </w:tblGrid>
       <w:tr>
-        <w:tblPrEx>
-          <w:tblCellMar>
-            <w:top w:w="0" w:type="dxa"/>
-            <w:bottom w:w="0" w:type="dxa"/>
-          </w:tblCellMar>
-        </w:tblPrEx>
         <w:trPr>
           <w:tblHeader/>
         </w:trPr>
@@ -13594,12 +12905,6 @@
         </w:tc>
       </w:tr>
       <w:tr>
-        <w:tblPrEx>
-          <w:tblCellMar>
-            <w:top w:w="0" w:type="dxa"/>
-            <w:bottom w:w="0" w:type="dxa"/>
-          </w:tblCellMar>
-        </w:tblPrEx>
         <w:tc>
           <w:tcPr>
             <w:tcW w:w="1800" w:type="dxa"/>
@@ -13742,12 +13047,6 @@
         </w:tc>
       </w:tr>
       <w:tr>
-        <w:tblPrEx>
-          <w:tblCellMar>
-            <w:top w:w="0" w:type="dxa"/>
-            <w:bottom w:w="0" w:type="dxa"/>
-          </w:tblCellMar>
-        </w:tblPrEx>
         <w:tc>
           <w:tcPr>
             <w:tcW w:w="1800" w:type="dxa"/>
@@ -13890,12 +13189,6 @@
         </w:tc>
       </w:tr>
       <w:tr>
-        <w:tblPrEx>
-          <w:tblCellMar>
-            <w:top w:w="0" w:type="dxa"/>
-            <w:bottom w:w="0" w:type="dxa"/>
-          </w:tblCellMar>
-        </w:tblPrEx>
         <w:tc>
           <w:tcPr>
             <w:tcW w:w="1800" w:type="dxa"/>
@@ -14105,19 +13398,11 @@
           <w:rFonts w:ascii="Times New Roman" w:hAnsi="Times New Roman" w:cs="Times New Roman"/>
         </w:rPr>
       </w:pPr>
-      <w:proofErr w:type="spellStart"/>
-      <w:r>
-        <w:rPr>
-          <w:rFonts w:ascii="Times New Roman" w:hAnsi="Times New Roman" w:cs="Times New Roman"/>
-        </w:rPr>
-        <w:t>failed_logins</w:t>
-      </w:r>
-      <w:proofErr w:type="spellEnd"/>
-      <w:r>
-        <w:rPr>
-          <w:rFonts w:ascii="Times New Roman" w:hAnsi="Times New Roman" w:cs="Times New Roman"/>
-        </w:rPr>
-        <w:t xml:space="preserve"> — Integer (0–50)</w:t>
+      <w:r>
+        <w:rPr>
+          <w:rFonts w:ascii="Times New Roman" w:hAnsi="Times New Roman" w:cs="Times New Roman"/>
+        </w:rPr>
+        <w:t>failed_logins — Integer (0–50)</w:t>
       </w:r>
     </w:p>
     <w:p>
@@ -14132,19 +13417,11 @@
           <w:rFonts w:ascii="Times New Roman" w:hAnsi="Times New Roman" w:cs="Times New Roman"/>
         </w:rPr>
       </w:pPr>
-      <w:proofErr w:type="spellStart"/>
-      <w:r>
-        <w:rPr>
-          <w:rFonts w:ascii="Times New Roman" w:hAnsi="Times New Roman" w:cs="Times New Roman"/>
-        </w:rPr>
-        <w:t>external_ip</w:t>
-      </w:r>
-      <w:proofErr w:type="spellEnd"/>
-      <w:r>
-        <w:rPr>
-          <w:rFonts w:ascii="Times New Roman" w:hAnsi="Times New Roman" w:cs="Times New Roman"/>
-        </w:rPr>
-        <w:t xml:space="preserve"> — Binary (0 or 1)</w:t>
+      <w:r>
+        <w:rPr>
+          <w:rFonts w:ascii="Times New Roman" w:hAnsi="Times New Roman" w:cs="Times New Roman"/>
+        </w:rPr>
+        <w:t>external_ip — Binary (0 or 1)</w:t>
       </w:r>
     </w:p>
     <w:p>
@@ -14159,19 +13436,11 @@
           <w:rFonts w:ascii="Times New Roman" w:hAnsi="Times New Roman" w:cs="Times New Roman"/>
         </w:rPr>
       </w:pPr>
-      <w:proofErr w:type="spellStart"/>
-      <w:r>
-        <w:rPr>
-          <w:rFonts w:ascii="Times New Roman" w:hAnsi="Times New Roman" w:cs="Times New Roman"/>
-        </w:rPr>
-        <w:t>data_transfer_mb</w:t>
-      </w:r>
-      <w:proofErr w:type="spellEnd"/>
-      <w:r>
-        <w:rPr>
-          <w:rFonts w:ascii="Times New Roman" w:hAnsi="Times New Roman" w:cs="Times New Roman"/>
-        </w:rPr>
-        <w:t xml:space="preserve"> — Integer (1–1000)</w:t>
+      <w:r>
+        <w:rPr>
+          <w:rFonts w:ascii="Times New Roman" w:hAnsi="Times New Roman" w:cs="Times New Roman"/>
+        </w:rPr>
+        <w:t>data_transfer_mb — Integer (1–1000)</w:t>
       </w:r>
     </w:p>
     <w:p>
@@ -14186,19 +13455,11 @@
           <w:rFonts w:ascii="Times New Roman" w:hAnsi="Times New Roman" w:cs="Times New Roman"/>
         </w:rPr>
       </w:pPr>
-      <w:proofErr w:type="spellStart"/>
-      <w:r>
-        <w:rPr>
-          <w:rFonts w:ascii="Times New Roman" w:hAnsi="Times New Roman" w:cs="Times New Roman"/>
-        </w:rPr>
-        <w:t>malware_flag</w:t>
-      </w:r>
-      <w:proofErr w:type="spellEnd"/>
-      <w:r>
-        <w:rPr>
-          <w:rFonts w:ascii="Times New Roman" w:hAnsi="Times New Roman" w:cs="Times New Roman"/>
-        </w:rPr>
-        <w:t xml:space="preserve"> — Binary (0 or 1)</w:t>
+      <w:r>
+        <w:rPr>
+          <w:rFonts w:ascii="Times New Roman" w:hAnsi="Times New Roman" w:cs="Times New Roman"/>
+        </w:rPr>
+        <w:t>malware_flag — Binary (0 or 1)</w:t>
       </w:r>
     </w:p>
     <w:p>
@@ -14213,19 +13474,11 @@
           <w:rFonts w:ascii="Times New Roman" w:hAnsi="Times New Roman" w:cs="Times New Roman"/>
         </w:rPr>
       </w:pPr>
-      <w:proofErr w:type="spellStart"/>
-      <w:r>
-        <w:rPr>
-          <w:rFonts w:ascii="Times New Roman" w:hAnsi="Times New Roman" w:cs="Times New Roman"/>
-        </w:rPr>
-        <w:t>dns_beaconing</w:t>
-      </w:r>
-      <w:proofErr w:type="spellEnd"/>
-      <w:r>
-        <w:rPr>
-          <w:rFonts w:ascii="Times New Roman" w:hAnsi="Times New Roman" w:cs="Times New Roman"/>
-        </w:rPr>
-        <w:t xml:space="preserve"> — Binary (0 or 1)</w:t>
+      <w:r>
+        <w:rPr>
+          <w:rFonts w:ascii="Times New Roman" w:hAnsi="Times New Roman" w:cs="Times New Roman"/>
+        </w:rPr>
+        <w:t>dns_beaconing — Binary (0 or 1)</w:t>
       </w:r>
     </w:p>
     <w:p>
@@ -14280,77 +13533,7 @@
         <w:rPr>
           <w:rFonts w:ascii="Times New Roman" w:hAnsi="Times New Roman" w:cs="Times New Roman"/>
         </w:rPr>
-        <w:t xml:space="preserve">For a demo alert with </w:t>
-      </w:r>
-      <w:proofErr w:type="spellStart"/>
-      <w:r>
-        <w:rPr>
-          <w:rFonts w:ascii="Times New Roman" w:hAnsi="Times New Roman" w:cs="Times New Roman"/>
-        </w:rPr>
-        <w:t>malware_flag</w:t>
-      </w:r>
-      <w:proofErr w:type="spellEnd"/>
-      <w:r>
-        <w:rPr>
-          <w:rFonts w:ascii="Times New Roman" w:hAnsi="Times New Roman" w:cs="Times New Roman"/>
-        </w:rPr>
-        <w:t xml:space="preserve">=1, </w:t>
-      </w:r>
-      <w:proofErr w:type="spellStart"/>
-      <w:r>
-        <w:rPr>
-          <w:rFonts w:ascii="Times New Roman" w:hAnsi="Times New Roman" w:cs="Times New Roman"/>
-        </w:rPr>
-        <w:t>dns_beaconing</w:t>
-      </w:r>
-      <w:proofErr w:type="spellEnd"/>
-      <w:r>
-        <w:rPr>
-          <w:rFonts w:ascii="Times New Roman" w:hAnsi="Times New Roman" w:cs="Times New Roman"/>
-        </w:rPr>
-        <w:t xml:space="preserve">=1, </w:t>
-      </w:r>
-      <w:proofErr w:type="spellStart"/>
-      <w:r>
-        <w:rPr>
-          <w:rFonts w:ascii="Times New Roman" w:hAnsi="Times New Roman" w:cs="Times New Roman"/>
-        </w:rPr>
-        <w:t>external_ip</w:t>
-      </w:r>
-      <w:proofErr w:type="spellEnd"/>
-      <w:r>
-        <w:rPr>
-          <w:rFonts w:ascii="Times New Roman" w:hAnsi="Times New Roman" w:cs="Times New Roman"/>
-        </w:rPr>
-        <w:t xml:space="preserve">=1, </w:t>
-      </w:r>
-      <w:proofErr w:type="spellStart"/>
-      <w:r>
-        <w:rPr>
-          <w:rFonts w:ascii="Times New Roman" w:hAnsi="Times New Roman" w:cs="Times New Roman"/>
-        </w:rPr>
-        <w:t>failed_logins</w:t>
-      </w:r>
-      <w:proofErr w:type="spellEnd"/>
-      <w:r>
-        <w:rPr>
-          <w:rFonts w:ascii="Times New Roman" w:hAnsi="Times New Roman" w:cs="Times New Roman"/>
-        </w:rPr>
-        <w:t xml:space="preserve">=45, </w:t>
-      </w:r>
-      <w:proofErr w:type="spellStart"/>
-      <w:r>
-        <w:rPr>
-          <w:rFonts w:ascii="Times New Roman" w:hAnsi="Times New Roman" w:cs="Times New Roman"/>
-        </w:rPr>
-        <w:t>data_transfer_mb</w:t>
-      </w:r>
-      <w:proofErr w:type="spellEnd"/>
-      <w:r>
-        <w:rPr>
-          <w:rFonts w:ascii="Times New Roman" w:hAnsi="Times New Roman" w:cs="Times New Roman"/>
-        </w:rPr>
-        <w:t>=900, the system produces:</w:t>
+        <w:t>For a demo alert with malware_flag=1, dns_beaconing=1, external_ip=1, failed_logins=45, data_transfer_mb=900, the system produces:</w:t>
       </w:r>
     </w:p>
     <w:p>
@@ -14367,115 +13550,7 @@
           <w:sz w:val="20"/>
           <w:szCs w:val="20"/>
         </w:rPr>
-        <w:t xml:space="preserve">=== DEMO ALERT === </w:t>
-      </w:r>
-      <w:proofErr w:type="spellStart"/>
-      <w:r>
-        <w:rPr>
-          <w:rFonts w:ascii="Times New Roman" w:eastAsia="Courier New" w:hAnsi="Times New Roman" w:cs="Times New Roman"/>
-          <w:sz w:val="20"/>
-          <w:szCs w:val="20"/>
-        </w:rPr>
-        <w:t>failed_logins</w:t>
-      </w:r>
-      <w:proofErr w:type="spellEnd"/>
-      <w:r>
-        <w:rPr>
-          <w:rFonts w:ascii="Times New Roman" w:eastAsia="Courier New" w:hAnsi="Times New Roman" w:cs="Times New Roman"/>
-          <w:sz w:val="20"/>
-          <w:szCs w:val="20"/>
-        </w:rPr>
-        <w:t xml:space="preserve">: 45 | </w:t>
-      </w:r>
-      <w:proofErr w:type="spellStart"/>
-      <w:r>
-        <w:rPr>
-          <w:rFonts w:ascii="Times New Roman" w:eastAsia="Courier New" w:hAnsi="Times New Roman" w:cs="Times New Roman"/>
-          <w:sz w:val="20"/>
-          <w:szCs w:val="20"/>
-        </w:rPr>
-        <w:t>external_ip</w:t>
-      </w:r>
-      <w:proofErr w:type="spellEnd"/>
-      <w:r>
-        <w:rPr>
-          <w:rFonts w:ascii="Times New Roman" w:eastAsia="Courier New" w:hAnsi="Times New Roman" w:cs="Times New Roman"/>
-          <w:sz w:val="20"/>
-          <w:szCs w:val="20"/>
-        </w:rPr>
-        <w:t xml:space="preserve">: 1 | </w:t>
-      </w:r>
-      <w:proofErr w:type="spellStart"/>
-      <w:r>
-        <w:rPr>
-          <w:rFonts w:ascii="Times New Roman" w:eastAsia="Courier New" w:hAnsi="Times New Roman" w:cs="Times New Roman"/>
-          <w:sz w:val="20"/>
-          <w:szCs w:val="20"/>
-        </w:rPr>
-        <w:t>malware_flag</w:t>
-      </w:r>
-      <w:proofErr w:type="spellEnd"/>
-      <w:r>
-        <w:rPr>
-          <w:rFonts w:ascii="Times New Roman" w:eastAsia="Courier New" w:hAnsi="Times New Roman" w:cs="Times New Roman"/>
-          <w:sz w:val="20"/>
-          <w:szCs w:val="20"/>
-        </w:rPr>
-        <w:t xml:space="preserve">: 1 | </w:t>
-      </w:r>
-      <w:proofErr w:type="spellStart"/>
-      <w:r>
-        <w:rPr>
-          <w:rFonts w:ascii="Times New Roman" w:eastAsia="Courier New" w:hAnsi="Times New Roman" w:cs="Times New Roman"/>
-          <w:sz w:val="20"/>
-          <w:szCs w:val="20"/>
-        </w:rPr>
-        <w:t>dns_beaconing</w:t>
-      </w:r>
-      <w:proofErr w:type="spellEnd"/>
-      <w:r>
-        <w:rPr>
-          <w:rFonts w:ascii="Times New Roman" w:eastAsia="Courier New" w:hAnsi="Times New Roman" w:cs="Times New Roman"/>
-          <w:sz w:val="20"/>
-          <w:szCs w:val="20"/>
-        </w:rPr>
-        <w:t xml:space="preserve">: </w:t>
-      </w:r>
-      <w:proofErr w:type="gramStart"/>
-      <w:r>
-        <w:rPr>
-          <w:rFonts w:ascii="Times New Roman" w:eastAsia="Courier New" w:hAnsi="Times New Roman" w:cs="Times New Roman"/>
-          <w:sz w:val="20"/>
-          <w:szCs w:val="20"/>
-        </w:rPr>
-        <w:t>1  Predicted</w:t>
-      </w:r>
-      <w:proofErr w:type="gramEnd"/>
-      <w:r>
-        <w:rPr>
-          <w:rFonts w:ascii="Times New Roman" w:eastAsia="Courier New" w:hAnsi="Times New Roman" w:cs="Times New Roman"/>
-          <w:sz w:val="20"/>
-          <w:szCs w:val="20"/>
-        </w:rPr>
-        <w:t xml:space="preserve"> Severity: </w:t>
-      </w:r>
-      <w:proofErr w:type="gramStart"/>
-      <w:r>
-        <w:rPr>
-          <w:rFonts w:ascii="Times New Roman" w:eastAsia="Courier New" w:hAnsi="Times New Roman" w:cs="Times New Roman"/>
-          <w:sz w:val="20"/>
-          <w:szCs w:val="20"/>
-        </w:rPr>
-        <w:t>Critical  Actions</w:t>
-      </w:r>
-      <w:proofErr w:type="gramEnd"/>
-      <w:r>
-        <w:rPr>
-          <w:rFonts w:ascii="Times New Roman" w:eastAsia="Courier New" w:hAnsi="Times New Roman" w:cs="Times New Roman"/>
-          <w:sz w:val="20"/>
-          <w:szCs w:val="20"/>
-        </w:rPr>
-        <w:t>: - ISOLATE affected host - BLOCK external IP - RESET credentials - ESCALATE immediately</w:t>
+        <w:t>=== DEMO ALERT === failed_logins: 45 | external_ip: 1 | malware_flag: 1 | dns_beaconing: 1  Predicted Severity: Critical  Actions: - ISOLATE affected host - BLOCK external IP - RESET credentials - ESCALATE immediately</w:t>
       </w:r>
     </w:p>
     <w:p>
@@ -14547,12 +13622,6 @@
         <w:gridCol w:w="5160"/>
       </w:tblGrid>
       <w:tr>
-        <w:tblPrEx>
-          <w:tblCellMar>
-            <w:top w:w="0" w:type="dxa"/>
-            <w:bottom w:w="0" w:type="dxa"/>
-          </w:tblCellMar>
-        </w:tblPrEx>
         <w:trPr>
           <w:tblHeader/>
         </w:trPr>
@@ -14666,12 +13735,6 @@
         </w:tc>
       </w:tr>
       <w:tr>
-        <w:tblPrEx>
-          <w:tblCellMar>
-            <w:top w:w="0" w:type="dxa"/>
-            <w:bottom w:w="0" w:type="dxa"/>
-          </w:tblCellMar>
-        </w:tblPrEx>
         <w:tc>
           <w:tcPr>
             <w:tcW w:w="2000" w:type="dxa"/>
@@ -14779,12 +13842,6 @@
         </w:tc>
       </w:tr>
       <w:tr>
-        <w:tblPrEx>
-          <w:tblCellMar>
-            <w:top w:w="0" w:type="dxa"/>
-            <w:bottom w:w="0" w:type="dxa"/>
-          </w:tblCellMar>
-        </w:tblPrEx>
         <w:tc>
           <w:tcPr>
             <w:tcW w:w="2000" w:type="dxa"/>
@@ -14892,12 +13949,6 @@
         </w:tc>
       </w:tr>
       <w:tr>
-        <w:tblPrEx>
-          <w:tblCellMar>
-            <w:top w:w="0" w:type="dxa"/>
-            <w:bottom w:w="0" w:type="dxa"/>
-          </w:tblCellMar>
-        </w:tblPrEx>
         <w:tc>
           <w:tcPr>
             <w:tcW w:w="2000" w:type="dxa"/>
@@ -15005,12 +14056,6 @@
         </w:tc>
       </w:tr>
       <w:tr>
-        <w:tblPrEx>
-          <w:tblCellMar>
-            <w:top w:w="0" w:type="dxa"/>
-            <w:bottom w:w="0" w:type="dxa"/>
-          </w:tblCellMar>
-        </w:tblPrEx>
         <w:tc>
           <w:tcPr>
             <w:tcW w:w="2000" w:type="dxa"/>
@@ -15118,12 +14163,6 @@
         </w:tc>
       </w:tr>
       <w:tr>
-        <w:tblPrEx>
-          <w:tblCellMar>
-            <w:top w:w="0" w:type="dxa"/>
-            <w:bottom w:w="0" w:type="dxa"/>
-          </w:tblCellMar>
-        </w:tblPrEx>
         <w:tc>
           <w:tcPr>
             <w:tcW w:w="2000" w:type="dxa"/>
@@ -15231,12 +14270,6 @@
         </w:tc>
       </w:tr>
       <w:tr>
-        <w:tblPrEx>
-          <w:tblCellMar>
-            <w:top w:w="0" w:type="dxa"/>
-            <w:bottom w:w="0" w:type="dxa"/>
-          </w:tblCellMar>
-        </w:tblPrEx>
         <w:tc>
           <w:tcPr>
             <w:tcW w:w="2000" w:type="dxa"/>
@@ -15344,12 +14377,6 @@
         </w:tc>
       </w:tr>
       <w:tr>
-        <w:tblPrEx>
-          <w:tblCellMar>
-            <w:top w:w="0" w:type="dxa"/>
-            <w:bottom w:w="0" w:type="dxa"/>
-          </w:tblCellMar>
-        </w:tblPrEx>
         <w:tc>
           <w:tcPr>
             <w:tcW w:w="2000" w:type="dxa"/>
@@ -15410,34 +14437,14 @@
                 <w:rFonts w:ascii="Times New Roman" w:hAnsi="Times New Roman" w:cs="Times New Roman"/>
               </w:rPr>
             </w:pPr>
-            <w:proofErr w:type="spellStart"/>
-            <w:r>
-              <w:rPr>
-                <w:rFonts w:ascii="Times New Roman" w:hAnsi="Times New Roman" w:cs="Times New Roman"/>
-                <w:sz w:val="20"/>
-                <w:szCs w:val="20"/>
-              </w:rPr>
-              <w:t>argparse</w:t>
-            </w:r>
-            <w:proofErr w:type="spellEnd"/>
-            <w:r>
-              <w:rPr>
-                <w:rFonts w:ascii="Times New Roman" w:hAnsi="Times New Roman" w:cs="Times New Roman"/>
-                <w:sz w:val="20"/>
-                <w:szCs w:val="20"/>
-              </w:rPr>
-              <w:t xml:space="preserve">, </w:t>
-            </w:r>
-            <w:proofErr w:type="spellStart"/>
-            <w:r>
-              <w:rPr>
-                <w:rFonts w:ascii="Times New Roman" w:hAnsi="Times New Roman" w:cs="Times New Roman"/>
-                <w:sz w:val="20"/>
-                <w:szCs w:val="20"/>
-              </w:rPr>
-              <w:t>joblib</w:t>
-            </w:r>
-            <w:proofErr w:type="spellEnd"/>
+            <w:r>
+              <w:rPr>
+                <w:rFonts w:ascii="Times New Roman" w:hAnsi="Times New Roman" w:cs="Times New Roman"/>
+                <w:sz w:val="20"/>
+                <w:szCs w:val="20"/>
+              </w:rPr>
+              <w:t>argparse, joblib</w:t>
+            </w:r>
           </w:p>
         </w:tc>
         <w:tc>
@@ -15477,12 +14484,6 @@
         </w:tc>
       </w:tr>
       <w:tr>
-        <w:tblPrEx>
-          <w:tblCellMar>
-            <w:top w:w="0" w:type="dxa"/>
-            <w:bottom w:w="0" w:type="dxa"/>
-          </w:tblCellMar>
-        </w:tblPrEx>
         <w:tc>
           <w:tcPr>
             <w:tcW w:w="2000" w:type="dxa"/>
@@ -15590,12 +14591,6 @@
         </w:tc>
       </w:tr>
       <w:tr>
-        <w:tblPrEx>
-          <w:tblCellMar>
-            <w:top w:w="0" w:type="dxa"/>
-            <w:bottom w:w="0" w:type="dxa"/>
-          </w:tblCellMar>
-        </w:tblPrEx>
         <w:tc>
           <w:tcPr>
             <w:tcW w:w="2000" w:type="dxa"/>
@@ -15662,18 +14657,8 @@
                 <w:sz w:val="20"/>
                 <w:szCs w:val="20"/>
               </w:rPr>
-              <w:t xml:space="preserve">Markdown, </w:t>
-            </w:r>
-            <w:proofErr w:type="spellStart"/>
-            <w:r>
-              <w:rPr>
-                <w:rFonts w:ascii="Times New Roman" w:hAnsi="Times New Roman" w:cs="Times New Roman"/>
-                <w:sz w:val="20"/>
-                <w:szCs w:val="20"/>
-              </w:rPr>
-              <w:t>Jupyter</w:t>
-            </w:r>
-            <w:proofErr w:type="spellEnd"/>
+              <w:t>Markdown, Jupyter</w:t>
+            </w:r>
           </w:p>
         </w:tc>
         <w:tc>
@@ -15768,12 +14753,6 @@
         <w:gridCol w:w="4186"/>
       </w:tblGrid>
       <w:tr>
-        <w:tblPrEx>
-          <w:tblCellMar>
-            <w:top w:w="0" w:type="dxa"/>
-            <w:bottom w:w="0" w:type="dxa"/>
-          </w:tblCellMar>
-        </w:tblPrEx>
         <w:trPr>
           <w:trHeight w:val="202"/>
           <w:tblHeader/>
@@ -15888,12 +14867,6 @@
         </w:tc>
       </w:tr>
       <w:tr>
-        <w:tblPrEx>
-          <w:tblCellMar>
-            <w:top w:w="0" w:type="dxa"/>
-            <w:bottom w:w="0" w:type="dxa"/>
-          </w:tblCellMar>
-        </w:tblPrEx>
         <w:trPr>
           <w:trHeight w:val="202"/>
         </w:trPr>
@@ -16004,12 +14977,6 @@
         </w:tc>
       </w:tr>
       <w:tr>
-        <w:tblPrEx>
-          <w:tblCellMar>
-            <w:top w:w="0" w:type="dxa"/>
-            <w:bottom w:w="0" w:type="dxa"/>
-          </w:tblCellMar>
-        </w:tblPrEx>
         <w:trPr>
           <w:trHeight w:val="192"/>
         </w:trPr>
@@ -16120,12 +15087,6 @@
         </w:tc>
       </w:tr>
       <w:tr>
-        <w:tblPrEx>
-          <w:tblCellMar>
-            <w:top w:w="0" w:type="dxa"/>
-            <w:bottom w:w="0" w:type="dxa"/>
-          </w:tblCellMar>
-        </w:tblPrEx>
         <w:trPr>
           <w:trHeight w:val="202"/>
         </w:trPr>
@@ -16224,34 +15185,18 @@
                 <w:rFonts w:ascii="Times New Roman" w:hAnsi="Times New Roman" w:cs="Times New Roman"/>
               </w:rPr>
             </w:pPr>
-            <w:proofErr w:type="spellStart"/>
-            <w:r>
-              <w:rPr>
-                <w:rFonts w:ascii="Times New Roman" w:hAnsi="Times New Roman" w:cs="Times New Roman"/>
-                <w:sz w:val="20"/>
-                <w:szCs w:val="20"/>
-              </w:rPr>
-              <w:t>DataFrame</w:t>
-            </w:r>
-            <w:proofErr w:type="spellEnd"/>
-            <w:r>
-              <w:rPr>
-                <w:rFonts w:ascii="Times New Roman" w:hAnsi="Times New Roman" w:cs="Times New Roman"/>
-                <w:sz w:val="20"/>
-                <w:szCs w:val="20"/>
-              </w:rPr>
-              <w:t xml:space="preserve"> operations, CSV I/O</w:t>
+            <w:r>
+              <w:rPr>
+                <w:rFonts w:ascii="Times New Roman" w:hAnsi="Times New Roman" w:cs="Times New Roman"/>
+                <w:sz w:val="20"/>
+                <w:szCs w:val="20"/>
+              </w:rPr>
+              <w:t>DataFrame operations, CSV I/O</w:t>
             </w:r>
           </w:p>
         </w:tc>
       </w:tr>
       <w:tr>
-        <w:tblPrEx>
-          <w:tblCellMar>
-            <w:top w:w="0" w:type="dxa"/>
-            <w:bottom w:w="0" w:type="dxa"/>
-          </w:tblCellMar>
-        </w:tblPrEx>
         <w:trPr>
           <w:trHeight w:val="202"/>
         </w:trPr>
@@ -16362,12 +15307,6 @@
         </w:tc>
       </w:tr>
       <w:tr>
-        <w:tblPrEx>
-          <w:tblCellMar>
-            <w:top w:w="0" w:type="dxa"/>
-            <w:bottom w:w="0" w:type="dxa"/>
-          </w:tblCellMar>
-        </w:tblPrEx>
         <w:trPr>
           <w:trHeight w:val="192"/>
         </w:trPr>
@@ -16478,12 +15417,6 @@
         </w:tc>
       </w:tr>
       <w:tr>
-        <w:tblPrEx>
-          <w:tblCellMar>
-            <w:top w:w="0" w:type="dxa"/>
-            <w:bottom w:w="0" w:type="dxa"/>
-          </w:tblCellMar>
-        </w:tblPrEx>
         <w:trPr>
           <w:trHeight w:val="202"/>
         </w:trPr>
@@ -16594,12 +15527,6 @@
         </w:tc>
       </w:tr>
       <w:tr>
-        <w:tblPrEx>
-          <w:tblCellMar>
-            <w:top w:w="0" w:type="dxa"/>
-            <w:bottom w:w="0" w:type="dxa"/>
-          </w:tblCellMar>
-        </w:tblPrEx>
         <w:trPr>
           <w:trHeight w:val="202"/>
         </w:trPr>
@@ -16663,7 +15590,6 @@
                 <w:rFonts w:ascii="Times New Roman" w:hAnsi="Times New Roman" w:cs="Times New Roman"/>
               </w:rPr>
             </w:pPr>
-            <w:proofErr w:type="spellStart"/>
             <w:r>
               <w:rPr>
                 <w:rFonts w:ascii="Times New Roman" w:hAnsi="Times New Roman" w:cs="Times New Roman"/>
@@ -16672,7 +15598,6 @@
               </w:rPr>
               <w:t>joblib</w:t>
             </w:r>
-            <w:proofErr w:type="spellEnd"/>
           </w:p>
         </w:tc>
         <w:tc>
@@ -16706,36 +15631,12 @@
                 <w:sz w:val="20"/>
                 <w:szCs w:val="20"/>
               </w:rPr>
-              <w:t>Serialise/</w:t>
-            </w:r>
-            <w:proofErr w:type="spellStart"/>
-            <w:r>
-              <w:rPr>
-                <w:rFonts w:ascii="Times New Roman" w:hAnsi="Times New Roman" w:cs="Times New Roman"/>
-                <w:sz w:val="20"/>
-                <w:szCs w:val="20"/>
-              </w:rPr>
-              <w:t>deserialise</w:t>
-            </w:r>
-            <w:proofErr w:type="spellEnd"/>
-            <w:r>
-              <w:rPr>
-                <w:rFonts w:ascii="Times New Roman" w:hAnsi="Times New Roman" w:cs="Times New Roman"/>
-                <w:sz w:val="20"/>
-                <w:szCs w:val="20"/>
-              </w:rPr>
-              <w:t xml:space="preserve"> model and encoder</w:t>
+              <w:t>Serialise/deserialise model and encoder</w:t>
             </w:r>
           </w:p>
         </w:tc>
       </w:tr>
       <w:tr>
-        <w:tblPrEx>
-          <w:tblCellMar>
-            <w:top w:w="0" w:type="dxa"/>
-            <w:bottom w:w="0" w:type="dxa"/>
-          </w:tblCellMar>
-        </w:tblPrEx>
         <w:trPr>
           <w:trHeight w:val="192"/>
         </w:trPr>
@@ -16799,23 +15700,13 @@
                 <w:rFonts w:ascii="Times New Roman" w:hAnsi="Times New Roman" w:cs="Times New Roman"/>
               </w:rPr>
             </w:pPr>
-            <w:proofErr w:type="spellStart"/>
-            <w:r>
-              <w:rPr>
-                <w:rFonts w:ascii="Times New Roman" w:hAnsi="Times New Roman" w:cs="Times New Roman"/>
-                <w:sz w:val="20"/>
-                <w:szCs w:val="20"/>
-              </w:rPr>
-              <w:t>Jupyter</w:t>
-            </w:r>
-            <w:proofErr w:type="spellEnd"/>
-            <w:r>
-              <w:rPr>
-                <w:rFonts w:ascii="Times New Roman" w:hAnsi="Times New Roman" w:cs="Times New Roman"/>
-                <w:sz w:val="20"/>
-                <w:szCs w:val="20"/>
-              </w:rPr>
-              <w:t xml:space="preserve"> Notebook</w:t>
+            <w:r>
+              <w:rPr>
+                <w:rFonts w:ascii="Times New Roman" w:hAnsi="Times New Roman" w:cs="Times New Roman"/>
+                <w:sz w:val="20"/>
+                <w:szCs w:val="20"/>
+              </w:rPr>
+              <w:t>Jupyter Notebook</w:t>
             </w:r>
           </w:p>
         </w:tc>
@@ -16856,12 +15747,6 @@
         </w:tc>
       </w:tr>
       <w:tr>
-        <w:tblPrEx>
-          <w:tblCellMar>
-            <w:top w:w="0" w:type="dxa"/>
-            <w:bottom w:w="0" w:type="dxa"/>
-          </w:tblCellMar>
-        </w:tblPrEx>
         <w:trPr>
           <w:trHeight w:val="202"/>
         </w:trPr>
@@ -16925,7 +15810,6 @@
                 <w:rFonts w:ascii="Times New Roman" w:hAnsi="Times New Roman" w:cs="Times New Roman"/>
               </w:rPr>
             </w:pPr>
-            <w:proofErr w:type="spellStart"/>
             <w:r>
               <w:rPr>
                 <w:rFonts w:ascii="Times New Roman" w:hAnsi="Times New Roman" w:cs="Times New Roman"/>
@@ -16934,7 +15818,6 @@
               </w:rPr>
               <w:t>argparse</w:t>
             </w:r>
-            <w:proofErr w:type="spellEnd"/>
           </w:p>
         </w:tc>
         <w:tc>
@@ -16974,12 +15857,6 @@
         </w:tc>
       </w:tr>
       <w:tr>
-        <w:tblPrEx>
-          <w:tblCellMar>
-            <w:top w:w="0" w:type="dxa"/>
-            <w:bottom w:w="0" w:type="dxa"/>
-          </w:tblCellMar>
-        </w:tblPrEx>
         <w:trPr>
           <w:trHeight w:val="405"/>
         </w:trPr>
@@ -17219,48 +16096,20 @@
         <w:rPr>
           <w:rFonts w:ascii="Times New Roman" w:hAnsi="Times New Roman" w:cs="Times New Roman"/>
         </w:rPr>
-        <w:t xml:space="preserve">│   ├── </w:t>
-      </w:r>
-      <w:proofErr w:type="spellStart"/>
-      <w:r>
-        <w:rPr>
-          <w:rFonts w:ascii="Times New Roman" w:hAnsi="Times New Roman" w:cs="Times New Roman"/>
-        </w:rPr>
-        <w:t>soc_alert_model.pkl</w:t>
-      </w:r>
-      <w:proofErr w:type="spellEnd"/>
-      <w:r>
-        <w:rPr>
-          <w:rFonts w:ascii="Times New Roman" w:hAnsi="Times New Roman" w:cs="Times New Roman"/>
-        </w:rPr>
-        <w:t xml:space="preserve">         # Trained Random Forest model</w:t>
-      </w:r>
-    </w:p>
-    <w:p>
-      <w:pPr>
-        <w:rPr>
-          <w:rFonts w:ascii="Times New Roman" w:hAnsi="Times New Roman" w:cs="Times New Roman"/>
-        </w:rPr>
-      </w:pPr>
-      <w:r>
-        <w:rPr>
-          <w:rFonts w:ascii="Times New Roman" w:hAnsi="Times New Roman" w:cs="Times New Roman"/>
-        </w:rPr>
-        <w:t xml:space="preserve">│   └── </w:t>
-      </w:r>
-      <w:proofErr w:type="spellStart"/>
-      <w:r>
-        <w:rPr>
-          <w:rFonts w:ascii="Times New Roman" w:hAnsi="Times New Roman" w:cs="Times New Roman"/>
-        </w:rPr>
-        <w:t>label_encoder.pkl</w:t>
-      </w:r>
-      <w:proofErr w:type="spellEnd"/>
-      <w:r>
-        <w:rPr>
-          <w:rFonts w:ascii="Times New Roman" w:hAnsi="Times New Roman" w:cs="Times New Roman"/>
-        </w:rPr>
-        <w:t xml:space="preserve">           # Label encoder for severity classes</w:t>
+        <w:t>│   ├── soc_alert_model.pkl         # Trained Random Forest model</w:t>
+      </w:r>
+    </w:p>
+    <w:p>
+      <w:pPr>
+        <w:rPr>
+          <w:rFonts w:ascii="Times New Roman" w:hAnsi="Times New Roman" w:cs="Times New Roman"/>
+        </w:rPr>
+      </w:pPr>
+      <w:r>
+        <w:rPr>
+          <w:rFonts w:ascii="Times New Roman" w:hAnsi="Times New Roman" w:cs="Times New Roman"/>
+        </w:rPr>
+        <w:t>│   └── label_encoder.pkl           # Label encoder for severity classes</w:t>
       </w:r>
     </w:p>
     <w:p>
@@ -17299,29 +16148,7 @@
         <w:rPr>
           <w:rFonts w:ascii="Times New Roman" w:hAnsi="Times New Roman" w:cs="Times New Roman"/>
         </w:rPr>
-        <w:t xml:space="preserve">│   └── </w:t>
-      </w:r>
-      <w:proofErr w:type="spellStart"/>
-      <w:r>
-        <w:rPr>
-          <w:rFonts w:ascii="Times New Roman" w:hAnsi="Times New Roman" w:cs="Times New Roman"/>
-        </w:rPr>
-        <w:t>soc_alert_</w:t>
-      </w:r>
-      <w:proofErr w:type="gramStart"/>
-      <w:r>
-        <w:rPr>
-          <w:rFonts w:ascii="Times New Roman" w:hAnsi="Times New Roman" w:cs="Times New Roman"/>
-        </w:rPr>
-        <w:t>ml.ipynb</w:t>
-      </w:r>
-      <w:proofErr w:type="spellEnd"/>
-      <w:proofErr w:type="gramEnd"/>
-      <w:r>
-        <w:rPr>
-          <w:rFonts w:ascii="Times New Roman" w:hAnsi="Times New Roman" w:cs="Times New Roman"/>
-        </w:rPr>
-        <w:t xml:space="preserve">          # Full training, evaluation &amp; analysis notebook</w:t>
+        <w:t>│   └── soc_alert_ml.ipynb          # Full training, evaluation &amp; analysis notebook</w:t>
       </w:r>
     </w:p>
     <w:p>
@@ -17516,29 +16343,7 @@
         <w:rPr>
           <w:rFonts w:ascii="Times New Roman" w:hAnsi="Times New Roman" w:cs="Times New Roman"/>
         </w:rPr>
-        <w:t>└─</w:t>
-      </w:r>
-      <w:proofErr w:type="gramStart"/>
-      <w:r>
-        <w:rPr>
-          <w:rFonts w:ascii="Times New Roman" w:hAnsi="Times New Roman" w:cs="Times New Roman"/>
-        </w:rPr>
-        <w:t>─ .</w:t>
-      </w:r>
-      <w:proofErr w:type="spellStart"/>
-      <w:r>
-        <w:rPr>
-          <w:rFonts w:ascii="Times New Roman" w:hAnsi="Times New Roman" w:cs="Times New Roman"/>
-        </w:rPr>
-        <w:t>gitignore</w:t>
-      </w:r>
-      <w:proofErr w:type="spellEnd"/>
-      <w:proofErr w:type="gramEnd"/>
-      <w:r>
-        <w:rPr>
-          <w:rFonts w:ascii="Times New Roman" w:hAnsi="Times New Roman" w:cs="Times New Roman"/>
-        </w:rPr>
-        <w:t xml:space="preserve"> </w:t>
+        <w:t xml:space="preserve">└── .gitignore </w:t>
       </w:r>
     </w:p>
     <w:p>
@@ -17781,21 +16586,7 @@
         <w:rPr>
           <w:rFonts w:ascii="Times New Roman" w:hAnsi="Times New Roman" w:cs="Times New Roman"/>
         </w:rPr>
-        <w:t xml:space="preserve">The current implementation uses CSV file input and manual terminal input. A production system would require real-time API integration with platforms such as Splunk, Microsoft Sentinel, IBM </w:t>
-      </w:r>
-      <w:proofErr w:type="spellStart"/>
-      <w:r>
-        <w:rPr>
-          <w:rFonts w:ascii="Times New Roman" w:hAnsi="Times New Roman" w:cs="Times New Roman"/>
-        </w:rPr>
-        <w:t>QRadar</w:t>
-      </w:r>
-      <w:proofErr w:type="spellEnd"/>
-      <w:r>
-        <w:rPr>
-          <w:rFonts w:ascii="Times New Roman" w:hAnsi="Times New Roman" w:cs="Times New Roman"/>
-        </w:rPr>
-        <w:t>, or Elastic SIEM via their respective webhook or streaming APIs.</w:t>
+        <w:t>The current implementation uses CSV file input and manual terminal input. A production system would require real-time API integration with platforms such as Splunk, Microsoft Sentinel, IBM QRadar, or Elastic SIEM via their respective webhook or streaming APIs.</w:t>
       </w:r>
     </w:p>
     <w:p>
@@ -17842,35 +16633,7 @@
         <w:rPr>
           <w:rFonts w:ascii="Times New Roman" w:hAnsi="Times New Roman" w:cs="Times New Roman"/>
         </w:rPr>
-        <w:t>While Random Forest feature importance provides a degree of interpretability, production SOC systems increasingly require explainable AI (XAI) frameworks such as SHAP (</w:t>
-      </w:r>
-      <w:proofErr w:type="spellStart"/>
-      <w:r>
-        <w:rPr>
-          <w:rFonts w:ascii="Times New Roman" w:hAnsi="Times New Roman" w:cs="Times New Roman"/>
-        </w:rPr>
-        <w:t>SHapley</w:t>
-      </w:r>
-      <w:proofErr w:type="spellEnd"/>
-      <w:r>
-        <w:rPr>
-          <w:rFonts w:ascii="Times New Roman" w:hAnsi="Times New Roman" w:cs="Times New Roman"/>
-        </w:rPr>
-        <w:t xml:space="preserve"> Additive </w:t>
-      </w:r>
-      <w:proofErr w:type="spellStart"/>
-      <w:r>
-        <w:rPr>
-          <w:rFonts w:ascii="Times New Roman" w:hAnsi="Times New Roman" w:cs="Times New Roman"/>
-        </w:rPr>
-        <w:t>exPlanations</w:t>
-      </w:r>
-      <w:proofErr w:type="spellEnd"/>
-      <w:r>
-        <w:rPr>
-          <w:rFonts w:ascii="Times New Roman" w:hAnsi="Times New Roman" w:cs="Times New Roman"/>
-        </w:rPr>
-        <w:t>) to provide per-alert explanations justifying each severity prediction to analysts and compliance teams.</w:t>
+        <w:t>While Random Forest feature importance provides a degree of interpretability, production SOC systems increasingly require explainable AI (XAI) frameworks such as SHAP (SHapley Additive exPlanations) to provide per-alert explanations justifying each severity prediction to analysts and compliance teams.</w:t>
       </w:r>
     </w:p>
     <w:p>
@@ -17939,12 +16702,6 @@
         <w:gridCol w:w="5360"/>
       </w:tblGrid>
       <w:tr>
-        <w:tblPrEx>
-          <w:tblCellMar>
-            <w:top w:w="0" w:type="dxa"/>
-            <w:bottom w:w="0" w:type="dxa"/>
-          </w:tblCellMar>
-        </w:tblPrEx>
         <w:trPr>
           <w:tblHeader/>
         </w:trPr>
@@ -18058,12 +16815,6 @@
         </w:tc>
       </w:tr>
       <w:tr>
-        <w:tblPrEx>
-          <w:tblCellMar>
-            <w:top w:w="0" w:type="dxa"/>
-            <w:bottom w:w="0" w:type="dxa"/>
-          </w:tblCellMar>
-        </w:tblPrEx>
         <w:tc>
           <w:tcPr>
             <w:tcW w:w="2800" w:type="dxa"/>
@@ -18171,12 +16922,6 @@
         </w:tc>
       </w:tr>
       <w:tr>
-        <w:tblPrEx>
-          <w:tblCellMar>
-            <w:top w:w="0" w:type="dxa"/>
-            <w:bottom w:w="0" w:type="dxa"/>
-          </w:tblCellMar>
-        </w:tblPrEx>
         <w:tc>
           <w:tcPr>
             <w:tcW w:w="2800" w:type="dxa"/>
@@ -18202,23 +16947,13 @@
                 <w:rFonts w:ascii="Times New Roman" w:hAnsi="Times New Roman" w:cs="Times New Roman"/>
               </w:rPr>
             </w:pPr>
-            <w:proofErr w:type="spellStart"/>
-            <w:r>
-              <w:rPr>
-                <w:rFonts w:ascii="Times New Roman" w:hAnsi="Times New Roman" w:cs="Times New Roman"/>
-                <w:sz w:val="20"/>
-                <w:szCs w:val="20"/>
-              </w:rPr>
-              <w:t>Streamlit</w:t>
-            </w:r>
-            <w:proofErr w:type="spellEnd"/>
-            <w:r>
-              <w:rPr>
-                <w:rFonts w:ascii="Times New Roman" w:hAnsi="Times New Roman" w:cs="Times New Roman"/>
-                <w:sz w:val="20"/>
-                <w:szCs w:val="20"/>
-              </w:rPr>
-              <w:t xml:space="preserve"> SOC Dashboard</w:t>
+            <w:r>
+              <w:rPr>
+                <w:rFonts w:ascii="Times New Roman" w:hAnsi="Times New Roman" w:cs="Times New Roman"/>
+                <w:sz w:val="20"/>
+                <w:szCs w:val="20"/>
+              </w:rPr>
+              <w:t>Streamlit SOC Dashboard</w:t>
             </w:r>
           </w:p>
         </w:tc>
@@ -18294,12 +17029,6 @@
         </w:tc>
       </w:tr>
       <w:tr>
-        <w:tblPrEx>
-          <w:tblCellMar>
-            <w:top w:w="0" w:type="dxa"/>
-            <w:bottom w:w="0" w:type="dxa"/>
-          </w:tblCellMar>
-        </w:tblPrEx>
         <w:tc>
           <w:tcPr>
             <w:tcW w:w="2800" w:type="dxa"/>
@@ -18407,12 +17136,6 @@
         </w:tc>
       </w:tr>
       <w:tr>
-        <w:tblPrEx>
-          <w:tblCellMar>
-            <w:top w:w="0" w:type="dxa"/>
-            <w:bottom w:w="0" w:type="dxa"/>
-          </w:tblCellMar>
-        </w:tblPrEx>
         <w:tc>
           <w:tcPr>
             <w:tcW w:w="2800" w:type="dxa"/>
@@ -18520,12 +17243,6 @@
         </w:tc>
       </w:tr>
       <w:tr>
-        <w:tblPrEx>
-          <w:tblCellMar>
-            <w:top w:w="0" w:type="dxa"/>
-            <w:bottom w:w="0" w:type="dxa"/>
-          </w:tblCellMar>
-        </w:tblPrEx>
         <w:tc>
           <w:tcPr>
             <w:tcW w:w="2800" w:type="dxa"/>
@@ -18633,12 +17350,6 @@
         </w:tc>
       </w:tr>
       <w:tr>
-        <w:tblPrEx>
-          <w:tblCellMar>
-            <w:top w:w="0" w:type="dxa"/>
-            <w:bottom w:w="0" w:type="dxa"/>
-          </w:tblCellMar>
-        </w:tblPrEx>
         <w:tc>
           <w:tcPr>
             <w:tcW w:w="2800" w:type="dxa"/>
@@ -18746,12 +17457,6 @@
         </w:tc>
       </w:tr>
       <w:tr>
-        <w:tblPrEx>
-          <w:tblCellMar>
-            <w:top w:w="0" w:type="dxa"/>
-            <w:bottom w:w="0" w:type="dxa"/>
-          </w:tblCellMar>
-        </w:tblPrEx>
         <w:tc>
           <w:tcPr>
             <w:tcW w:w="2800" w:type="dxa"/>
@@ -18859,12 +17564,6 @@
         </w:tc>
       </w:tr>
       <w:tr>
-        <w:tblPrEx>
-          <w:tblCellMar>
-            <w:top w:w="0" w:type="dxa"/>
-            <w:bottom w:w="0" w:type="dxa"/>
-          </w:tblCellMar>
-        </w:tblPrEx>
         <w:tc>
           <w:tcPr>
             <w:tcW w:w="2800" w:type="dxa"/>
@@ -19085,21 +17784,7 @@
         <w:rPr>
           <w:rFonts w:ascii="Times New Roman" w:hAnsi="Times New Roman" w:cs="Times New Roman"/>
         </w:rPr>
-        <w:t xml:space="preserve">With the planned enhancements — particularly real SIEM API integration and a </w:t>
-      </w:r>
-      <w:proofErr w:type="spellStart"/>
-      <w:r>
-        <w:rPr>
-          <w:rFonts w:ascii="Times New Roman" w:hAnsi="Times New Roman" w:cs="Times New Roman"/>
-        </w:rPr>
-        <w:t>Streamlit</w:t>
-      </w:r>
-      <w:proofErr w:type="spellEnd"/>
-      <w:r>
-        <w:rPr>
-          <w:rFonts w:ascii="Times New Roman" w:hAnsi="Times New Roman" w:cs="Times New Roman"/>
-        </w:rPr>
-        <w:t xml:space="preserve"> dashboard — this framework has a clear pathway towards a production-quality SOC automation tool.</w:t>
+        <w:t>With the planned enhancements — particularly real SIEM API integration and a Streamlit dashboard — this framework has a clear pathway towards a production-quality SOC automation tool.</w:t>
       </w:r>
     </w:p>
     <w:p>
@@ -19143,19 +17828,11 @@
           <w:rFonts w:ascii="Times New Roman" w:hAnsi="Times New Roman" w:cs="Times New Roman"/>
         </w:rPr>
       </w:pPr>
-      <w:proofErr w:type="spellStart"/>
-      <w:r>
-        <w:rPr>
-          <w:rFonts w:ascii="Times New Roman" w:hAnsi="Times New Roman" w:cs="Times New Roman"/>
-        </w:rPr>
-        <w:t>Breiman</w:t>
-      </w:r>
-      <w:proofErr w:type="spellEnd"/>
-      <w:r>
-        <w:rPr>
-          <w:rFonts w:ascii="Times New Roman" w:hAnsi="Times New Roman" w:cs="Times New Roman"/>
-        </w:rPr>
-        <w:t>, L. (2001). Random Forests. Machine Learning, 45(1), 5–32.</w:t>
+      <w:r>
+        <w:rPr>
+          <w:rFonts w:ascii="Times New Roman" w:hAnsi="Times New Roman" w:cs="Times New Roman"/>
+        </w:rPr>
+        <w:t>Breiman, L. (2001). Random Forests. Machine Learning, 45(1), 5–32.</w:t>
       </w:r>
     </w:p>
     <w:p>
@@ -19328,8 +18005,8 @@
       </w:r>
     </w:p>
     <w:sectPr>
-      <w:headerReference w:type="default" r:id="rId17"/>
-      <w:footerReference w:type="default" r:id="rId18"/>
+      <w:headerReference w:type="default" r:id="rId18"/>
+      <w:footerReference w:type="default" r:id="rId19"/>
       <w:pgSz w:w="12240" w:h="15840"/>
       <w:pgMar w:top="1440" w:right="1260" w:bottom="1440" w:left="1260" w:header="708" w:footer="708" w:gutter="0"/>
       <w:cols w:space="720"/>
@@ -20288,6 +18965,7 @@
   <w:style w:type="character" w:default="1" w:styleId="DefaultParagraphFont">
     <w:name w:val="Default Paragraph Font"/>
     <w:uiPriority w:val="1"/>
+    <w:semiHidden/>
     <w:unhideWhenUsed/>
   </w:style>
   <w:style w:type="table" w:default="1" w:styleId="TableNormal">
